--- a/docs/Manual de comandos.docx
+++ b/docs/Manual de comandos.docx
@@ -86,7 +86,7 @@
           <w:r>
             <w:fldChar w:fldCharType="separate"/>
           </w:r>
-          <w:hyperlink w:anchor="_Toc240545878" w:history="1">
+          <w:hyperlink w:anchor="_Toc240546662" w:history="1">
             <w:r>
               <w:rPr>
                 <w:rStyle w:val="Hipervnculo"/>
@@ -113,7 +113,7 @@
                 <w:noProof/>
                 <w:webHidden/>
               </w:rPr>
-              <w:instrText xml:space="preserve"> PAGEREF _Toc240545878 \h </w:instrText>
+              <w:instrText xml:space="preserve"> PAGEREF _Toc240546662 \h </w:instrText>
             </w:r>
             <w:r>
               <w:rPr>
@@ -157,7 +157,7 @@
               <w:lang w:eastAsia="es-ES"/>
             </w:rPr>
           </w:pPr>
-          <w:hyperlink w:anchor="_Toc240545879" w:history="1">
+          <w:hyperlink w:anchor="_Toc240546663" w:history="1">
             <w:r>
               <w:rPr>
                 <w:rStyle w:val="Hipervnculo"/>
@@ -184,7 +184,7 @@
                 <w:noProof/>
                 <w:webHidden/>
               </w:rPr>
-              <w:instrText xml:space="preserve"> PAGEREF _Toc240545879 \h </w:instrText>
+              <w:instrText xml:space="preserve"> PAGEREF _Toc240546663 \h </w:instrText>
             </w:r>
             <w:r>
               <w:rPr>
@@ -228,7 +228,7 @@
               <w:lang w:eastAsia="es-ES"/>
             </w:rPr>
           </w:pPr>
-          <w:hyperlink w:anchor="_Toc240545880" w:history="1">
+          <w:hyperlink w:anchor="_Toc240546664" w:history="1">
             <w:r>
               <w:rPr>
                 <w:rStyle w:val="Hipervnculo"/>
@@ -255,7 +255,7 @@
                 <w:noProof/>
                 <w:webHidden/>
               </w:rPr>
-              <w:instrText xml:space="preserve"> PAGEREF _Toc240545880 \h </w:instrText>
+              <w:instrText xml:space="preserve"> PAGEREF _Toc240546664 \h </w:instrText>
             </w:r>
             <w:r>
               <w:rPr>
@@ -299,7 +299,7 @@
               <w:lang w:eastAsia="es-ES"/>
             </w:rPr>
           </w:pPr>
-          <w:hyperlink w:anchor="_Toc240545881" w:history="1">
+          <w:hyperlink w:anchor="_Toc240546665" w:history="1">
             <w:r>
               <w:rPr>
                 <w:rStyle w:val="Hipervnculo"/>
@@ -326,7 +326,7 @@
                 <w:noProof/>
                 <w:webHidden/>
               </w:rPr>
-              <w:instrText xml:space="preserve"> PAGEREF _Toc240545881 \h </w:instrText>
+              <w:instrText xml:space="preserve"> PAGEREF _Toc240546665 \h </w:instrText>
             </w:r>
             <w:r>
               <w:rPr>
@@ -370,7 +370,7 @@
               <w:lang w:eastAsia="es-ES"/>
             </w:rPr>
           </w:pPr>
-          <w:hyperlink w:anchor="_Toc240545882" w:history="1">
+          <w:hyperlink w:anchor="_Toc240546666" w:history="1">
             <w:r>
               <w:rPr>
                 <w:rStyle w:val="Hipervnculo"/>
@@ -397,7 +397,7 @@
                 <w:noProof/>
                 <w:webHidden/>
               </w:rPr>
-              <w:instrText xml:space="preserve"> PAGEREF _Toc240545882 \h </w:instrText>
+              <w:instrText xml:space="preserve"> PAGEREF _Toc240546666 \h </w:instrText>
             </w:r>
             <w:r>
               <w:rPr>
@@ -441,7 +441,7 @@
               <w:lang w:eastAsia="es-ES"/>
             </w:rPr>
           </w:pPr>
-          <w:hyperlink w:anchor="_Toc240545883" w:history="1">
+          <w:hyperlink w:anchor="_Toc240546667" w:history="1">
             <w:r>
               <w:rPr>
                 <w:rStyle w:val="Hipervnculo"/>
@@ -468,7 +468,220 @@
                 <w:noProof/>
                 <w:webHidden/>
               </w:rPr>
-              <w:instrText xml:space="preserve"> PAGEREF _Toc240545883 \h </w:instrText>
+              <w:instrText xml:space="preserve"> PAGEREF _Toc240546667 \h </w:instrText>
+            </w:r>
+            <w:r>
+              <w:rPr>
+                <w:noProof/>
+                <w:webHidden/>
+              </w:rPr>
+            </w:r>
+            <w:r>
+              <w:rPr>
+                <w:noProof/>
+                <w:webHidden/>
+              </w:rPr>
+              <w:fldChar w:fldCharType="separate"/>
+            </w:r>
+            <w:r>
+              <w:rPr>
+                <w:noProof/>
+                <w:webHidden/>
+              </w:rPr>
+              <w:t>3</w:t>
+            </w:r>
+            <w:r>
+              <w:rPr>
+                <w:noProof/>
+                <w:webHidden/>
+              </w:rPr>
+              <w:fldChar w:fldCharType="end"/>
+            </w:r>
+          </w:hyperlink>
+        </w:p>
+        <w:p>
+          <w:pPr>
+            <w:pStyle w:val="TDC2"/>
+            <w:tabs>
+              <w:tab w:val="right" w:leader="dot" w:pos="8494"/>
+            </w:tabs>
+            <w:rPr>
+              <w:noProof/>
+              <w:sz w:val="22"/>
+              <w:szCs w:val="22"/>
+              <w:lang w:eastAsia="es-ES"/>
+            </w:rPr>
+          </w:pPr>
+          <w:hyperlink w:anchor="_Toc240546668" w:history="1">
+            <w:r>
+              <w:rPr>
+                <w:rStyle w:val="Hipervnculo"/>
+                <w:noProof/>
+              </w:rPr>
+              <w:t>Instalación del modelo llama:</w:t>
+            </w:r>
+            <w:r>
+              <w:rPr>
+                <w:noProof/>
+                <w:webHidden/>
+              </w:rPr>
+              <w:tab/>
+            </w:r>
+            <w:r>
+              <w:rPr>
+                <w:noProof/>
+                <w:webHidden/>
+              </w:rPr>
+              <w:fldChar w:fldCharType="begin"/>
+            </w:r>
+            <w:r>
+              <w:rPr>
+                <w:noProof/>
+                <w:webHidden/>
+              </w:rPr>
+              <w:instrText xml:space="preserve"> PAGEREF _Toc240546668 \h </w:instrText>
+            </w:r>
+            <w:r>
+              <w:rPr>
+                <w:noProof/>
+                <w:webHidden/>
+              </w:rPr>
+            </w:r>
+            <w:r>
+              <w:rPr>
+                <w:noProof/>
+                <w:webHidden/>
+              </w:rPr>
+              <w:fldChar w:fldCharType="separate"/>
+            </w:r>
+            <w:r>
+              <w:rPr>
+                <w:noProof/>
+                <w:webHidden/>
+              </w:rPr>
+              <w:t>3</w:t>
+            </w:r>
+            <w:r>
+              <w:rPr>
+                <w:noProof/>
+                <w:webHidden/>
+              </w:rPr>
+              <w:fldChar w:fldCharType="end"/>
+            </w:r>
+          </w:hyperlink>
+        </w:p>
+        <w:p>
+          <w:pPr>
+            <w:pStyle w:val="TDC2"/>
+            <w:tabs>
+              <w:tab w:val="right" w:leader="dot" w:pos="8494"/>
+            </w:tabs>
+            <w:rPr>
+              <w:noProof/>
+              <w:sz w:val="22"/>
+              <w:szCs w:val="22"/>
+              <w:lang w:eastAsia="es-ES"/>
+            </w:rPr>
+          </w:pPr>
+          <w:hyperlink w:anchor="_Toc240546669" w:history="1">
+            <w:r>
+              <w:rPr>
+                <w:rStyle w:val="Hipervnculo"/>
+                <w:noProof/>
+              </w:rPr>
+              <w:t>Generar los modelsfiles</w:t>
+            </w:r>
+            <w:r>
+              <w:rPr>
+                <w:noProof/>
+                <w:webHidden/>
+              </w:rPr>
+              <w:tab/>
+            </w:r>
+            <w:r>
+              <w:rPr>
+                <w:noProof/>
+                <w:webHidden/>
+              </w:rPr>
+              <w:fldChar w:fldCharType="begin"/>
+            </w:r>
+            <w:r>
+              <w:rPr>
+                <w:noProof/>
+                <w:webHidden/>
+              </w:rPr>
+              <w:instrText xml:space="preserve"> PAGEREF _Toc240546669 \h </w:instrText>
+            </w:r>
+            <w:r>
+              <w:rPr>
+                <w:noProof/>
+                <w:webHidden/>
+              </w:rPr>
+            </w:r>
+            <w:r>
+              <w:rPr>
+                <w:noProof/>
+                <w:webHidden/>
+              </w:rPr>
+              <w:fldChar w:fldCharType="separate"/>
+            </w:r>
+            <w:r>
+              <w:rPr>
+                <w:noProof/>
+                <w:webHidden/>
+              </w:rPr>
+              <w:t>3</w:t>
+            </w:r>
+            <w:r>
+              <w:rPr>
+                <w:noProof/>
+                <w:webHidden/>
+              </w:rPr>
+              <w:fldChar w:fldCharType="end"/>
+            </w:r>
+          </w:hyperlink>
+        </w:p>
+        <w:p>
+          <w:pPr>
+            <w:pStyle w:val="TDC2"/>
+            <w:tabs>
+              <w:tab w:val="right" w:leader="dot" w:pos="8494"/>
+            </w:tabs>
+            <w:rPr>
+              <w:noProof/>
+              <w:sz w:val="22"/>
+              <w:szCs w:val="22"/>
+              <w:lang w:eastAsia="es-ES"/>
+            </w:rPr>
+          </w:pPr>
+          <w:hyperlink w:anchor="_Toc240546670" w:history="1">
+            <w:r>
+              <w:rPr>
+                <w:rStyle w:val="Hipervnculo"/>
+                <w:noProof/>
+              </w:rPr>
+              <w:t>Crear</w:t>
+            </w:r>
+            <w:r>
+              <w:rPr>
+                <w:noProof/>
+                <w:webHidden/>
+              </w:rPr>
+              <w:tab/>
+            </w:r>
+            <w:r>
+              <w:rPr>
+                <w:noProof/>
+                <w:webHidden/>
+              </w:rPr>
+              <w:fldChar w:fldCharType="begin"/>
+            </w:r>
+            <w:r>
+              <w:rPr>
+                <w:noProof/>
+                <w:webHidden/>
+              </w:rPr>
+              <w:instrText xml:space="preserve"> PAGEREF _Toc240546670 \h </w:instrText>
             </w:r>
             <w:r>
               <w:rPr>
@@ -512,7 +725,7 @@
               <w:lang w:eastAsia="es-ES"/>
             </w:rPr>
           </w:pPr>
-          <w:hyperlink w:anchor="_Toc240545884" w:history="1">
+          <w:hyperlink w:anchor="_Toc240546671" w:history="1">
             <w:r>
               <w:rPr>
                 <w:rStyle w:val="Hipervnculo"/>
@@ -539,7 +752,7 @@
                 <w:noProof/>
                 <w:webHidden/>
               </w:rPr>
-              <w:instrText xml:space="preserve"> PAGEREF _Toc240545884 \h </w:instrText>
+              <w:instrText xml:space="preserve"> PAGEREF _Toc240546671 \h </w:instrText>
             </w:r>
             <w:r>
               <w:rPr>
@@ -601,7 +814,7 @@
       <w:pPr>
         <w:pStyle w:val="Ttulo1"/>
       </w:pPr>
-      <w:bookmarkStart w:id="0" w:name="_Toc240545878"/>
+      <w:bookmarkStart w:id="0" w:name="_Toc240546662"/>
       <w:r>
         <w:lastRenderedPageBreak/>
         <w:t>Introducción</w:t>
@@ -636,7 +849,7 @@
       <w:pPr>
         <w:pStyle w:val="Ttulo1"/>
       </w:pPr>
-      <w:bookmarkStart w:id="1" w:name="_Toc240545879"/>
+      <w:bookmarkStart w:id="1" w:name="_Toc240546663"/>
       <w:r>
         <w:t>Comandos spaCy</w:t>
       </w:r>
@@ -651,12 +864,9 @@
       <w:pPr>
         <w:pStyle w:val="Ttulo2"/>
       </w:pPr>
-      <w:bookmarkStart w:id="2" w:name="_Toc240545880"/>
-      <w:r>
-        <w:t>R</w:t>
-      </w:r>
-      <w:r>
-        <w:t>ecoger datos de entrenamiento para nlp:</w:t>
+      <w:bookmarkStart w:id="2" w:name="_Toc240546664"/>
+      <w:r>
+        <w:t>Recoger datos de entrenamiento para nlp:</w:t>
       </w:r>
       <w:bookmarkEnd w:id="2"/>
     </w:p>
@@ -690,7 +900,7 @@
       <w:pPr>
         <w:pStyle w:val="Ttulo2"/>
       </w:pPr>
-      <w:bookmarkStart w:id="3" w:name="_Toc240545881"/>
+      <w:bookmarkStart w:id="3" w:name="_Toc240546665"/>
       <w:r>
         <w:t>Crear el config:</w:t>
       </w:r>
@@ -711,7 +921,7 @@
       <w:pPr>
         <w:pStyle w:val="Ttulo2"/>
       </w:pPr>
-      <w:bookmarkStart w:id="4" w:name="_Toc240545882"/>
+      <w:bookmarkStart w:id="4" w:name="_Toc240546666"/>
       <w:r>
         <w:t>Crear la pipeline:</w:t>
       </w:r>
@@ -738,7 +948,7 @@
       <w:pPr>
         <w:pStyle w:val="Ttulo1"/>
       </w:pPr>
-      <w:bookmarkStart w:id="5" w:name="_Toc240545883"/>
+      <w:bookmarkStart w:id="5" w:name="_Toc240546667"/>
       <w:r>
         <w:t>Comandos LLM</w:t>
       </w:r>
@@ -761,9 +971,11 @@
       <w:pPr>
         <w:pStyle w:val="Ttulo2"/>
       </w:pPr>
+      <w:bookmarkStart w:id="6" w:name="_Toc240546668"/>
       <w:r>
         <w:t>Instalación del modelo llama:</w:t>
       </w:r>
+      <w:bookmarkEnd w:id="6"/>
     </w:p>
     <w:p>
       <w:pPr>
@@ -777,9 +989,11 @@
       <w:pPr>
         <w:pStyle w:val="Ttulo2"/>
       </w:pPr>
+      <w:bookmarkStart w:id="7" w:name="_Toc240546669"/>
       <w:r>
         <w:t>Generar los modelsfiles</w:t>
       </w:r>
+      <w:bookmarkEnd w:id="7"/>
     </w:p>
     <w:p>
       <w:pPr>
@@ -793,21 +1007,86 @@
       <w:pPr>
         <w:pStyle w:val="Ttulo2"/>
       </w:pPr>
+      <w:bookmarkStart w:id="8" w:name="_Toc240546670"/>
       <w:r>
         <w:t>Crear</w:t>
       </w:r>
+      <w:bookmarkEnd w:id="8"/>
+      <w:r>
+        <w:t xml:space="preserve"> las instancias de los modelos LLM</w:t>
+      </w:r>
+    </w:p>
+    <w:p>
+      <w:pPr>
+        <w:pStyle w:val="Cdigo"/>
+      </w:pPr>
+      <w:r>
+        <w:t>python manage.py generar_modelfiles</w:t>
+      </w:r>
+      <w:r>
+        <w:t xml:space="preserve"> --crear</w:t>
+      </w:r>
     </w:p>
     <w:p>
       <w:pPr>
         <w:pStyle w:val="Ttulo1"/>
       </w:pPr>
-      <w:bookmarkStart w:id="6" w:name="_Toc240545884"/>
+      <w:bookmarkStart w:id="9" w:name="_Toc240546671"/>
       <w:r>
         <w:t>Comandos de importación de datos</w:t>
       </w:r>
-      <w:bookmarkEnd w:id="6"/>
-    </w:p>
-    <w:p/>
+      <w:bookmarkEnd w:id="9"/>
+    </w:p>
+    <w:p>
+      <w:r>
+        <w:t>Esta sección de comandos se encarga de importar datos iniciales para iniciar rápido el proceso de entrenamiento.</w:t>
+      </w:r>
+    </w:p>
+    <w:p>
+      <w:pPr>
+        <w:pStyle w:val="Ttulo2"/>
+      </w:pPr>
+      <w:r>
+        <w:t>Ubicación de los datos de entrenamiento:</w:t>
+      </w:r>
+    </w:p>
+    <w:p>
+      <w:r>
+        <w:t>Los datos iniciales de entrenamiento se encuentran en la carpeta entrenamiento/datos en formato CSV</w:t>
+      </w:r>
+    </w:p>
+    <w:p>
+      <w:pPr>
+        <w:pStyle w:val="Ttulo2"/>
+      </w:pPr>
+      <w:r>
+        <w:t>Ubicación de los comandos de importación:</w:t>
+      </w:r>
+    </w:p>
+    <w:p>
+      <w:r>
+        <w:t xml:space="preserve">Los comandos de importación se encuentran en la carpeta </w:t>
+      </w:r>
+      <w:r>
+        <w:t>entrenamiento/management/comands</w:t>
+      </w:r>
+      <w:r>
+        <w:t xml:space="preserve"> y son específicamente los que empiezan por cargar_</w:t>
+      </w:r>
+    </w:p>
+    <w:p>
+      <w:pPr>
+        <w:rPr>
+          <w:u w:val="single"/>
+        </w:rPr>
+      </w:pPr>
+      <w:r>
+        <w:t xml:space="preserve">Cada uno se encarga de importar </w:t>
+      </w:r>
+      <w:r>
+        <w:t>importar cada dato.</w:t>
+      </w:r>
+    </w:p>
     <w:sectPr>
       <w:footerReference w:type="default" r:id="rId9"/>
       <w:pgSz w:w="11906" w:h="16838"/>
@@ -1789,6 +2068,7 @@
   <w:style w:type="character" w:default="1" w:styleId="Fuentedeprrafopredeter">
     <w:name w:val="Default Paragraph Font"/>
     <w:uiPriority w:val="1"/>
+    <w:semiHidden/>
     <w:unhideWhenUsed/>
   </w:style>
   <w:style w:type="table" w:default="1" w:styleId="Tablanormal">

--- a/docs/Manual de comandos.docx
+++ b/docs/Manual de comandos.docx
@@ -1,6 +1,6 @@
 
 <file path=word/document.xml><?xml version="1.0" encoding="utf-8"?>
-<w:document xmlns:wpc="http://schemas.microsoft.com/office/word/2010/wordprocessingCanvas" xmlns:cx="http://schemas.microsoft.com/office/drawing/2014/chartex" xmlns:cx1="http://schemas.microsoft.com/office/drawing/2015/9/8/chartex" xmlns:cx2="http://schemas.microsoft.com/office/drawing/2015/10/21/chartex" xmlns:cx3="http://schemas.microsoft.com/office/drawing/2016/5/9/chartex" xmlns:cx4="http://schemas.microsoft.com/office/drawing/2016/5/10/chartex" xmlns:cx5="http://schemas.microsoft.com/office/drawing/2016/5/11/chartex" xmlns:cx6="http://schemas.microsoft.com/office/drawing/2016/5/12/chartex" xmlns:cx7="http://schemas.microsoft.com/office/drawing/2016/5/13/chartex" xmlns:cx8="http://schemas.microsoft.com/office/drawing/2016/5/14/chartex" xmlns:mc="http://schemas.openxmlformats.org/markup-compatibility/2006" xmlns:aink="http://schemas.microsoft.com/office/drawing/2016/ink" xmlns:am3d="http://schemas.microsoft.com/office/drawing/2017/model3d" xmlns:o="urn:schemas-microsoft-com:office:office" xmlns:r="http://schemas.openxmlformats.org/officeDocument/2006/relationships" xmlns:m="http://schemas.openxmlformats.org/officeDocument/2006/math" xmlns:v="urn:schemas-microsoft-com:vml" xmlns:wp14="http://schemas.microsoft.com/office/word/2010/wordprocessingDrawing" xmlns:wp="http://schemas.openxmlformats.org/drawingml/2006/wordprocessingDrawing" xmlns:w10="urn:schemas-microsoft-com:office:word" xmlns:w="http://schemas.openxmlformats.org/wordprocessingml/2006/main" xmlns:w14="http://schemas.microsoft.com/office/word/2010/wordml" xmlns:w15="http://schemas.microsoft.com/office/word/2012/wordml" xmlns:w16cex="http://schemas.microsoft.com/office/word/2018/wordml/cex" xmlns:w16cid="http://schemas.microsoft.com/office/word/2016/wordml/cid" xmlns:w16="http://schemas.microsoft.com/office/word/2018/wordml" xmlns:w16sdtdh="http://schemas.microsoft.com/office/word/2020/wordml/sdtdatahash" xmlns:w16se="http://schemas.microsoft.com/office/word/2015/wordml/symex" xmlns:wpg="http://schemas.microsoft.com/office/word/2010/wordprocessingGroup" xmlns:wpi="http://schemas.microsoft.com/office/word/2010/wordprocessingInk" xmlns:wne="http://schemas.microsoft.com/office/word/2006/wordml" xmlns:wps="http://schemas.microsoft.com/office/word/2010/wordprocessingShape" mc:Ignorable="w14 w15 w16se w16cid w16 w16cex w16sdtdh wp14">
+<w:document xmlns:wpc="http://schemas.microsoft.com/office/word/2010/wordprocessingCanvas" xmlns:cx="http://schemas.microsoft.com/office/drawing/2014/chartex" xmlns:cx1="http://schemas.microsoft.com/office/drawing/2015/9/8/chartex" xmlns:cx2="http://schemas.microsoft.com/office/drawing/2015/10/21/chartex" xmlns:cx3="http://schemas.microsoft.com/office/drawing/2016/5/9/chartex" xmlns:cx4="http://schemas.microsoft.com/office/drawing/2016/5/10/chartex" xmlns:cx5="http://schemas.microsoft.com/office/drawing/2016/5/11/chartex" xmlns:cx6="http://schemas.microsoft.com/office/drawing/2016/5/12/chartex" xmlns:cx7="http://schemas.microsoft.com/office/drawing/2016/5/13/chartex" xmlns:cx8="http://schemas.microsoft.com/office/drawing/2016/5/14/chartex" xmlns:mc="http://schemas.openxmlformats.org/markup-compatibility/2006" xmlns:aink="http://schemas.microsoft.com/office/drawing/2016/ink" xmlns:am3d="http://schemas.microsoft.com/office/drawing/2017/model3d" xmlns:o="urn:schemas-microsoft-com:office:office" xmlns:oel="http://schemas.microsoft.com/office/2019/extlst" xmlns:r="http://schemas.openxmlformats.org/officeDocument/2006/relationships" xmlns:m="http://schemas.openxmlformats.org/officeDocument/2006/math" xmlns:v="urn:schemas-microsoft-com:vml" xmlns:wp14="http://schemas.microsoft.com/office/word/2010/wordprocessingDrawing" xmlns:wp="http://schemas.openxmlformats.org/drawingml/2006/wordprocessingDrawing" xmlns:w10="urn:schemas-microsoft-com:office:word" xmlns:w="http://schemas.openxmlformats.org/wordprocessingml/2006/main" xmlns:w14="http://schemas.microsoft.com/office/word/2010/wordml" xmlns:w15="http://schemas.microsoft.com/office/word/2012/wordml" xmlns:w16cex="http://schemas.microsoft.com/office/word/2018/wordml/cex" xmlns:w16cid="http://schemas.microsoft.com/office/word/2016/wordml/cid" xmlns:w16="http://schemas.microsoft.com/office/word/2018/wordml" xmlns:w16du="http://schemas.microsoft.com/office/word/2023/wordml/word16du" xmlns:w16sdtdh="http://schemas.microsoft.com/office/word/2020/wordml/sdtdatahash" xmlns:w16sdtfl="http://schemas.microsoft.com/office/word/2024/wordml/sdtformatlock" xmlns:w16se="http://schemas.microsoft.com/office/word/2015/wordml/symex" xmlns:wpg="http://schemas.microsoft.com/office/word/2010/wordprocessingGroup" xmlns:wpi="http://schemas.microsoft.com/office/word/2010/wordprocessingInk" xmlns:wne="http://schemas.microsoft.com/office/word/2006/wordml" xmlns:wps="http://schemas.microsoft.com/office/word/2010/wordprocessingShape" mc:Ignorable="w14 w15 w16se w16cid w16 w16cex w16sdtdh w16sdtfl w16du wp14">
   <w:body>
     <w:p>
       <w:pPr>
@@ -833,17 +833,38 @@
       <w:r>
         <w:br/>
       </w:r>
+      <w:proofErr w:type="spellStart"/>
       <w:r>
         <w:rPr>
           <w:rStyle w:val="CdigoCar"/>
         </w:rPr>
-        <w:t>python manage.py ejemplo</w:t>
-      </w:r>
-    </w:p>
-    <w:p>
-      <w:r>
-        <w:t>Están ubicados dentro de la carpeta entrenamiento/management/comands</w:t>
-      </w:r>
+        <w:t>python</w:t>
+      </w:r>
+      <w:proofErr w:type="spellEnd"/>
+      <w:r>
+        <w:rPr>
+          <w:rStyle w:val="CdigoCar"/>
+        </w:rPr>
+        <w:t xml:space="preserve"> manage.py ejemplo</w:t>
+      </w:r>
+    </w:p>
+    <w:p>
+      <w:r>
+        <w:t>Están ubicados dentro de la carpeta entrenamiento/</w:t>
+      </w:r>
+      <w:proofErr w:type="spellStart"/>
+      <w:r>
+        <w:t>management</w:t>
+      </w:r>
+      <w:proofErr w:type="spellEnd"/>
+      <w:r>
+        <w:t>/</w:t>
+      </w:r>
+      <w:proofErr w:type="spellStart"/>
+      <w:r>
+        <w:t>comands</w:t>
+      </w:r>
+      <w:proofErr w:type="spellEnd"/>
     </w:p>
     <w:p>
       <w:pPr>
@@ -857,7 +878,15 @@
     </w:p>
     <w:p>
       <w:r>
-        <w:t>Para inicializar spaCy en el proyecto hay que seguir estos pasos:</w:t>
+        <w:t xml:space="preserve">Para inicializar </w:t>
+      </w:r>
+      <w:proofErr w:type="spellStart"/>
+      <w:r>
+        <w:t>spaCy</w:t>
+      </w:r>
+      <w:proofErr w:type="spellEnd"/>
+      <w:r>
+        <w:t xml:space="preserve"> en el proyecto hay que seguir estos pasos:</w:t>
       </w:r>
     </w:p>
     <w:p>
@@ -883,18 +912,28 @@
           <w:shd w:val="clear" w:color="auto" w:fill="D9E2F3" w:themeFill="accent1" w:themeFillTint="33"/>
         </w:rPr>
       </w:pPr>
+      <w:proofErr w:type="spellStart"/>
       <w:r>
         <w:rPr>
           <w:rStyle w:val="CdigoCar"/>
         </w:rPr>
-        <w:t xml:space="preserve">python manage.py </w:t>
-      </w:r>
+        <w:t>python</w:t>
+      </w:r>
+      <w:proofErr w:type="spellEnd"/>
+      <w:r>
+        <w:rPr>
+          <w:rStyle w:val="CdigoCar"/>
+        </w:rPr>
+        <w:t xml:space="preserve"> manage.py </w:t>
+      </w:r>
+      <w:proofErr w:type="spellStart"/>
       <w:r>
         <w:rPr>
           <w:rStyle w:val="CdigoCar"/>
         </w:rPr>
         <w:t>generar_nlp</w:t>
       </w:r>
+      <w:proofErr w:type="spellEnd"/>
     </w:p>
     <w:p>
       <w:pPr>
@@ -913,9 +952,75 @@
       <w:pPr>
         <w:pStyle w:val="Cdigo"/>
       </w:pPr>
-      <w:r>
-        <w:t>python -m spacy init config config.cfg --lang es --pipeline ner,textcat_multilabel --optimize accuracy</w:t>
-      </w:r>
+      <w:proofErr w:type="spellStart"/>
+      <w:r>
+        <w:t>python</w:t>
+      </w:r>
+      <w:proofErr w:type="spellEnd"/>
+      <w:r>
+        <w:t xml:space="preserve"> -m </w:t>
+      </w:r>
+      <w:proofErr w:type="spellStart"/>
+      <w:r>
+        <w:t>spacy</w:t>
+      </w:r>
+      <w:proofErr w:type="spellEnd"/>
+      <w:r>
+        <w:t xml:space="preserve"> </w:t>
+      </w:r>
+      <w:proofErr w:type="spellStart"/>
+      <w:r>
+        <w:t>init</w:t>
+      </w:r>
+      <w:proofErr w:type="spellEnd"/>
+      <w:r>
+        <w:t xml:space="preserve"> </w:t>
+      </w:r>
+      <w:proofErr w:type="spellStart"/>
+      <w:r>
+        <w:t>config</w:t>
+      </w:r>
+      <w:proofErr w:type="spellEnd"/>
+      <w:r>
+        <w:t xml:space="preserve"> </w:t>
+      </w:r>
+      <w:proofErr w:type="spellStart"/>
+      <w:r>
+        <w:t>config.cfg</w:t>
+      </w:r>
+      <w:proofErr w:type="spellEnd"/>
+      <w:r>
+        <w:t xml:space="preserve"> --</w:t>
+      </w:r>
+      <w:proofErr w:type="spellStart"/>
+      <w:r>
+        <w:t>lang</w:t>
+      </w:r>
+      <w:proofErr w:type="spellEnd"/>
+      <w:r>
+        <w:t xml:space="preserve"> es --pipeline </w:t>
+      </w:r>
+      <w:proofErr w:type="spellStart"/>
+      <w:r>
+        <w:t>ner,textcat_multilabel</w:t>
+      </w:r>
+      <w:proofErr w:type="spellEnd"/>
+      <w:r>
+        <w:t xml:space="preserve"> --</w:t>
+      </w:r>
+      <w:proofErr w:type="spellStart"/>
+      <w:r>
+        <w:t>optimize</w:t>
+      </w:r>
+      <w:proofErr w:type="spellEnd"/>
+      <w:r>
+        <w:t xml:space="preserve"> </w:t>
+      </w:r>
+      <w:proofErr w:type="spellStart"/>
+      <w:r>
+        <w:t>accuracy</w:t>
+      </w:r>
+      <w:proofErr w:type="spellEnd"/>
     </w:p>
     <w:p>
       <w:pPr>
@@ -934,15 +1039,106 @@
       <w:pPr>
         <w:pStyle w:val="Cdigo"/>
       </w:pPr>
-      <w:r>
-        <w:t>python -m spacy train config.cfg --output ./modelo --paths.train ./train.spacy --</w:t>
-      </w:r>
+      <w:proofErr w:type="spellStart"/>
+      <w:r>
+        <w:t>python</w:t>
+      </w:r>
+      <w:proofErr w:type="spellEnd"/>
+      <w:r>
+        <w:t xml:space="preserve"> -m </w:t>
+      </w:r>
+      <w:proofErr w:type="spellStart"/>
+      <w:r>
+        <w:t>spacy</w:t>
+      </w:r>
+      <w:proofErr w:type="spellEnd"/>
+      <w:r>
+        <w:t xml:space="preserve"> </w:t>
+      </w:r>
+      <w:proofErr w:type="spellStart"/>
+      <w:r>
+        <w:t>train</w:t>
+      </w:r>
+      <w:proofErr w:type="spellEnd"/>
+      <w:r>
+        <w:t xml:space="preserve"> </w:t>
+      </w:r>
+      <w:r>
+        <w:t>./</w:t>
+      </w:r>
+      <w:r>
+        <w:t>entrenamiento/</w:t>
+      </w:r>
+      <w:proofErr w:type="spellStart"/>
+      <w:r>
+        <w:t>spacy</w:t>
+      </w:r>
+      <w:proofErr w:type="spellEnd"/>
+      <w:r>
+        <w:t>/</w:t>
+      </w:r>
+      <w:proofErr w:type="spellStart"/>
+      <w:r>
+        <w:t>config.cfg</w:t>
+      </w:r>
+      <w:proofErr w:type="spellEnd"/>
+      <w:r>
+        <w:t xml:space="preserve"> --output ./modelo --</w:t>
+      </w:r>
+      <w:proofErr w:type="spellStart"/>
+      <w:r>
+        <w:t>paths.train</w:t>
+      </w:r>
+      <w:proofErr w:type="spellEnd"/>
+      <w:r>
+        <w:t xml:space="preserve"> </w:t>
+      </w:r>
+      <w:r>
+        <w:t>./entrenamiento/</w:t>
+      </w:r>
+      <w:proofErr w:type="spellStart"/>
+      <w:r>
+        <w:t>spacy</w:t>
+      </w:r>
+      <w:proofErr w:type="spellEnd"/>
+      <w:r>
+        <w:t>/</w:t>
+      </w:r>
+      <w:proofErr w:type="spellStart"/>
+      <w:r>
+        <w:t>train.spacy</w:t>
+      </w:r>
+      <w:proofErr w:type="spellEnd"/>
+      <w:r>
+        <w:t xml:space="preserve"> --</w:t>
+      </w:r>
+      <w:proofErr w:type="spellStart"/>
       <w:r>
         <w:t>paths.dev</w:t>
       </w:r>
-      <w:r>
-        <w:t xml:space="preserve"> ./dev.spacy</w:t>
-      </w:r>
+      <w:proofErr w:type="spellEnd"/>
+      <w:r>
+        <w:t xml:space="preserve"> .</w:t>
+      </w:r>
+      <w:r>
+        <w:t>/</w:t>
+      </w:r>
+      <w:r>
+        <w:t>entrenamiento/</w:t>
+      </w:r>
+      <w:proofErr w:type="spellStart"/>
+      <w:r>
+        <w:t>spacy</w:t>
+      </w:r>
+      <w:proofErr w:type="spellEnd"/>
+      <w:r>
+        <w:t>/</w:t>
+      </w:r>
+      <w:proofErr w:type="spellStart"/>
+      <w:r>
+        <w:t>dev.spacy</w:t>
+      </w:r>
+      <w:proofErr w:type="spellEnd"/>
     </w:p>
     <w:p>
       <w:pPr>
@@ -981,8 +1177,21 @@
       <w:pPr>
         <w:pStyle w:val="Cdigo"/>
       </w:pPr>
-      <w:r>
-        <w:t>ollama pull llama3.2</w:t>
+      <w:proofErr w:type="spellStart"/>
+      <w:r>
+        <w:t>ollama</w:t>
+      </w:r>
+      <w:proofErr w:type="spellEnd"/>
+      <w:r>
+        <w:t xml:space="preserve"> </w:t>
+      </w:r>
+      <w:proofErr w:type="spellStart"/>
+      <w:r>
+        <w:t>pull</w:t>
+      </w:r>
+      <w:proofErr w:type="spellEnd"/>
+      <w:r>
+        <w:t xml:space="preserve"> llama3.2</w:t>
       </w:r>
     </w:p>
     <w:p>
@@ -999,9 +1208,19 @@
       <w:pPr>
         <w:pStyle w:val="Cdigo"/>
       </w:pPr>
-      <w:r>
-        <w:t>python manage.py generar_modelfiles</w:t>
-      </w:r>
+      <w:proofErr w:type="spellStart"/>
+      <w:r>
+        <w:t>python</w:t>
+      </w:r>
+      <w:proofErr w:type="spellEnd"/>
+      <w:r>
+        <w:t xml:space="preserve"> manage.py </w:t>
+      </w:r>
+      <w:proofErr w:type="spellStart"/>
+      <w:r>
+        <w:t>generar_modelfiles</w:t>
+      </w:r>
+      <w:proofErr w:type="spellEnd"/>
     </w:p>
     <w:p>
       <w:pPr>
@@ -1020,9 +1239,19 @@
       <w:pPr>
         <w:pStyle w:val="Cdigo"/>
       </w:pPr>
-      <w:r>
-        <w:t>python manage.py generar_modelfiles</w:t>
-      </w:r>
+      <w:proofErr w:type="spellStart"/>
+      <w:r>
+        <w:t>python</w:t>
+      </w:r>
+      <w:proofErr w:type="spellEnd"/>
+      <w:r>
+        <w:t xml:space="preserve"> manage.py </w:t>
+      </w:r>
+      <w:proofErr w:type="spellStart"/>
+      <w:r>
+        <w:t>generar_modelfiles</w:t>
+      </w:r>
+      <w:proofErr w:type="spellEnd"/>
       <w:r>
         <w:t xml:space="preserve"> --crear</w:t>
       </w:r>
@@ -1065,11 +1294,21 @@
     </w:p>
     <w:p>
       <w:r>
-        <w:t xml:space="preserve">Los comandos de importación se encuentran en la carpeta </w:t>
-      </w:r>
-      <w:r>
-        <w:t>entrenamiento/management/comands</w:t>
-      </w:r>
+        <w:t>Los comandos de importación se encuentran en la carpeta entrenamiento/</w:t>
+      </w:r>
+      <w:proofErr w:type="spellStart"/>
+      <w:r>
+        <w:t>management</w:t>
+      </w:r>
+      <w:proofErr w:type="spellEnd"/>
+      <w:r>
+        <w:t>/</w:t>
+      </w:r>
+      <w:proofErr w:type="spellStart"/>
+      <w:r>
+        <w:t>comands</w:t>
+      </w:r>
+      <w:proofErr w:type="spellEnd"/>
       <w:r>
         <w:t xml:space="preserve"> y son específicamente los que empiezan por cargar_</w:t>
       </w:r>
@@ -1083,8 +1322,13 @@
       <w:r>
         <w:t xml:space="preserve">Cada uno se encarga de importar </w:t>
       </w:r>
-      <w:r>
-        <w:t>importar cada dato.</w:t>
+      <w:proofErr w:type="spellStart"/>
+      <w:r>
+        <w:t>importar</w:t>
+      </w:r>
+      <w:proofErr w:type="spellEnd"/>
+      <w:r>
+        <w:t xml:space="preserve"> cada dato.</w:t>
       </w:r>
     </w:p>
     <w:sectPr>
@@ -1099,7 +1343,7 @@
 </file>
 
 <file path=word/endnotes.xml><?xml version="1.0" encoding="utf-8"?>
-<w:endnotes xmlns:wpc="http://schemas.microsoft.com/office/word/2010/wordprocessingCanvas" xmlns:cx="http://schemas.microsoft.com/office/drawing/2014/chartex" xmlns:cx1="http://schemas.microsoft.com/office/drawing/2015/9/8/chartex" xmlns:cx2="http://schemas.microsoft.com/office/drawing/2015/10/21/chartex" xmlns:cx3="http://schemas.microsoft.com/office/drawing/2016/5/9/chartex" xmlns:cx4="http://schemas.microsoft.com/office/drawing/2016/5/10/chartex" xmlns:cx5="http://schemas.microsoft.com/office/drawing/2016/5/11/chartex" xmlns:cx6="http://schemas.microsoft.com/office/drawing/2016/5/12/chartex" xmlns:cx7="http://schemas.microsoft.com/office/drawing/2016/5/13/chartex" xmlns:cx8="http://schemas.microsoft.com/office/drawing/2016/5/14/chartex" xmlns:mc="http://schemas.openxmlformats.org/markup-compatibility/2006" xmlns:aink="http://schemas.microsoft.com/office/drawing/2016/ink" xmlns:am3d="http://schemas.microsoft.com/office/drawing/2017/model3d" xmlns:o="urn:schemas-microsoft-com:office:office" xmlns:r="http://schemas.openxmlformats.org/officeDocument/2006/relationships" xmlns:m="http://schemas.openxmlformats.org/officeDocument/2006/math" xmlns:v="urn:schemas-microsoft-com:vml" xmlns:wp14="http://schemas.microsoft.com/office/word/2010/wordprocessingDrawing" xmlns:wp="http://schemas.openxmlformats.org/drawingml/2006/wordprocessingDrawing" xmlns:w10="urn:schemas-microsoft-com:office:word" xmlns:w="http://schemas.openxmlformats.org/wordprocessingml/2006/main" xmlns:w14="http://schemas.microsoft.com/office/word/2010/wordml" xmlns:w15="http://schemas.microsoft.com/office/word/2012/wordml" xmlns:w16cex="http://schemas.microsoft.com/office/word/2018/wordml/cex" xmlns:w16cid="http://schemas.microsoft.com/office/word/2016/wordml/cid" xmlns:w16="http://schemas.microsoft.com/office/word/2018/wordml" xmlns:w16sdtdh="http://schemas.microsoft.com/office/word/2020/wordml/sdtdatahash" xmlns:w16se="http://schemas.microsoft.com/office/word/2015/wordml/symex" xmlns:wpg="http://schemas.microsoft.com/office/word/2010/wordprocessingGroup" xmlns:wpi="http://schemas.microsoft.com/office/word/2010/wordprocessingInk" xmlns:wne="http://schemas.microsoft.com/office/word/2006/wordml" xmlns:wps="http://schemas.microsoft.com/office/word/2010/wordprocessingShape" mc:Ignorable="w14 w15 w16se w16cid w16 w16cex w16sdtdh wp14">
+<w:endnotes xmlns:wpc="http://schemas.microsoft.com/office/word/2010/wordprocessingCanvas" xmlns:cx="http://schemas.microsoft.com/office/drawing/2014/chartex" xmlns:cx1="http://schemas.microsoft.com/office/drawing/2015/9/8/chartex" xmlns:cx2="http://schemas.microsoft.com/office/drawing/2015/10/21/chartex" xmlns:cx3="http://schemas.microsoft.com/office/drawing/2016/5/9/chartex" xmlns:cx4="http://schemas.microsoft.com/office/drawing/2016/5/10/chartex" xmlns:cx5="http://schemas.microsoft.com/office/drawing/2016/5/11/chartex" xmlns:cx6="http://schemas.microsoft.com/office/drawing/2016/5/12/chartex" xmlns:cx7="http://schemas.microsoft.com/office/drawing/2016/5/13/chartex" xmlns:cx8="http://schemas.microsoft.com/office/drawing/2016/5/14/chartex" xmlns:mc="http://schemas.openxmlformats.org/markup-compatibility/2006" xmlns:aink="http://schemas.microsoft.com/office/drawing/2016/ink" xmlns:am3d="http://schemas.microsoft.com/office/drawing/2017/model3d" xmlns:o="urn:schemas-microsoft-com:office:office" xmlns:oel="http://schemas.microsoft.com/office/2019/extlst" xmlns:r="http://schemas.openxmlformats.org/officeDocument/2006/relationships" xmlns:m="http://schemas.openxmlformats.org/officeDocument/2006/math" xmlns:v="urn:schemas-microsoft-com:vml" xmlns:wp14="http://schemas.microsoft.com/office/word/2010/wordprocessingDrawing" xmlns:wp="http://schemas.openxmlformats.org/drawingml/2006/wordprocessingDrawing" xmlns:w10="urn:schemas-microsoft-com:office:word" xmlns:w="http://schemas.openxmlformats.org/wordprocessingml/2006/main" xmlns:w14="http://schemas.microsoft.com/office/word/2010/wordml" xmlns:w15="http://schemas.microsoft.com/office/word/2012/wordml" xmlns:w16cex="http://schemas.microsoft.com/office/word/2018/wordml/cex" xmlns:w16cid="http://schemas.microsoft.com/office/word/2016/wordml/cid" xmlns:w16="http://schemas.microsoft.com/office/word/2018/wordml" xmlns:w16du="http://schemas.microsoft.com/office/word/2023/wordml/word16du" xmlns:w16sdtdh="http://schemas.microsoft.com/office/word/2020/wordml/sdtdatahash" xmlns:w16sdtfl="http://schemas.microsoft.com/office/word/2024/wordml/sdtformatlock" xmlns:w16se="http://schemas.microsoft.com/office/word/2015/wordml/symex" xmlns:wpg="http://schemas.microsoft.com/office/word/2010/wordprocessingGroup" xmlns:wpi="http://schemas.microsoft.com/office/word/2010/wordprocessingInk" xmlns:wne="http://schemas.microsoft.com/office/word/2006/wordml" xmlns:wps="http://schemas.microsoft.com/office/word/2010/wordprocessingShape" mc:Ignorable="w14 w15 w16se w16cid w16 w16cex w16sdtdh w16sdtfl w16du wp14">
   <w:endnote w:type="separator" w:id="-1">
     <w:p>
       <w:pPr>
@@ -1124,7 +1368,7 @@
 </file>
 
 <file path=word/footer1.xml><?xml version="1.0" encoding="utf-8"?>
-<w:ftr xmlns:wpc="http://schemas.microsoft.com/office/word/2010/wordprocessingCanvas" xmlns:cx="http://schemas.microsoft.com/office/drawing/2014/chartex" xmlns:cx1="http://schemas.microsoft.com/office/drawing/2015/9/8/chartex" xmlns:cx2="http://schemas.microsoft.com/office/drawing/2015/10/21/chartex" xmlns:cx3="http://schemas.microsoft.com/office/drawing/2016/5/9/chartex" xmlns:cx4="http://schemas.microsoft.com/office/drawing/2016/5/10/chartex" xmlns:cx5="http://schemas.microsoft.com/office/drawing/2016/5/11/chartex" xmlns:cx6="http://schemas.microsoft.com/office/drawing/2016/5/12/chartex" xmlns:cx7="http://schemas.microsoft.com/office/drawing/2016/5/13/chartex" xmlns:cx8="http://schemas.microsoft.com/office/drawing/2016/5/14/chartex" xmlns:mc="http://schemas.openxmlformats.org/markup-compatibility/2006" xmlns:aink="http://schemas.microsoft.com/office/drawing/2016/ink" xmlns:am3d="http://schemas.microsoft.com/office/drawing/2017/model3d" xmlns:o="urn:schemas-microsoft-com:office:office" xmlns:r="http://schemas.openxmlformats.org/officeDocument/2006/relationships" xmlns:m="http://schemas.openxmlformats.org/officeDocument/2006/math" xmlns:v="urn:schemas-microsoft-com:vml" xmlns:wp14="http://schemas.microsoft.com/office/word/2010/wordprocessingDrawing" xmlns:wp="http://schemas.openxmlformats.org/drawingml/2006/wordprocessingDrawing" xmlns:w10="urn:schemas-microsoft-com:office:word" xmlns:w="http://schemas.openxmlformats.org/wordprocessingml/2006/main" xmlns:w14="http://schemas.microsoft.com/office/word/2010/wordml" xmlns:w15="http://schemas.microsoft.com/office/word/2012/wordml" xmlns:w16cex="http://schemas.microsoft.com/office/word/2018/wordml/cex" xmlns:w16cid="http://schemas.microsoft.com/office/word/2016/wordml/cid" xmlns:w16="http://schemas.microsoft.com/office/word/2018/wordml" xmlns:w16sdtdh="http://schemas.microsoft.com/office/word/2020/wordml/sdtdatahash" xmlns:w16se="http://schemas.microsoft.com/office/word/2015/wordml/symex" xmlns:wpg="http://schemas.microsoft.com/office/word/2010/wordprocessingGroup" xmlns:wpi="http://schemas.microsoft.com/office/word/2010/wordprocessingInk" xmlns:wne="http://schemas.microsoft.com/office/word/2006/wordml" xmlns:wps="http://schemas.microsoft.com/office/word/2010/wordprocessingShape" mc:Ignorable="w14 w15 w16se w16cid w16 w16cex w16sdtdh wp14">
+<w:ftr xmlns:wpc="http://schemas.microsoft.com/office/word/2010/wordprocessingCanvas" xmlns:cx="http://schemas.microsoft.com/office/drawing/2014/chartex" xmlns:cx1="http://schemas.microsoft.com/office/drawing/2015/9/8/chartex" xmlns:cx2="http://schemas.microsoft.com/office/drawing/2015/10/21/chartex" xmlns:cx3="http://schemas.microsoft.com/office/drawing/2016/5/9/chartex" xmlns:cx4="http://schemas.microsoft.com/office/drawing/2016/5/10/chartex" xmlns:cx5="http://schemas.microsoft.com/office/drawing/2016/5/11/chartex" xmlns:cx6="http://schemas.microsoft.com/office/drawing/2016/5/12/chartex" xmlns:cx7="http://schemas.microsoft.com/office/drawing/2016/5/13/chartex" xmlns:cx8="http://schemas.microsoft.com/office/drawing/2016/5/14/chartex" xmlns:mc="http://schemas.openxmlformats.org/markup-compatibility/2006" xmlns:aink="http://schemas.microsoft.com/office/drawing/2016/ink" xmlns:am3d="http://schemas.microsoft.com/office/drawing/2017/model3d" xmlns:o="urn:schemas-microsoft-com:office:office" xmlns:oel="http://schemas.microsoft.com/office/2019/extlst" xmlns:r="http://schemas.openxmlformats.org/officeDocument/2006/relationships" xmlns:m="http://schemas.openxmlformats.org/officeDocument/2006/math" xmlns:v="urn:schemas-microsoft-com:vml" xmlns:wp14="http://schemas.microsoft.com/office/word/2010/wordprocessingDrawing" xmlns:wp="http://schemas.openxmlformats.org/drawingml/2006/wordprocessingDrawing" xmlns:w10="urn:schemas-microsoft-com:office:word" xmlns:w="http://schemas.openxmlformats.org/wordprocessingml/2006/main" xmlns:w14="http://schemas.microsoft.com/office/word/2010/wordml" xmlns:w15="http://schemas.microsoft.com/office/word/2012/wordml" xmlns:w16cex="http://schemas.microsoft.com/office/word/2018/wordml/cex" xmlns:w16cid="http://schemas.microsoft.com/office/word/2016/wordml/cid" xmlns:w16="http://schemas.microsoft.com/office/word/2018/wordml" xmlns:w16du="http://schemas.microsoft.com/office/word/2023/wordml/word16du" xmlns:w16sdtdh="http://schemas.microsoft.com/office/word/2020/wordml/sdtdatahash" xmlns:w16sdtfl="http://schemas.microsoft.com/office/word/2024/wordml/sdtformatlock" xmlns:w16se="http://schemas.microsoft.com/office/word/2015/wordml/symex" xmlns:wpg="http://schemas.microsoft.com/office/word/2010/wordprocessingGroup" xmlns:wpi="http://schemas.microsoft.com/office/word/2010/wordprocessingInk" xmlns:wne="http://schemas.microsoft.com/office/word/2006/wordml" xmlns:wps="http://schemas.microsoft.com/office/word/2010/wordprocessingShape" mc:Ignorable="w14 w15 w16se w16cid w16 w16cex w16sdtdh w16sdtfl w16du wp14">
   <w:sdt>
     <w:sdtPr>
       <w:id w:val="-174350011"/>
@@ -1133,7 +1377,6 @@
         <w:docPartUnique/>
       </w:docPartObj>
     </w:sdtPr>
-    <w:sdtEndPr/>
     <w:sdtContent>
       <w:p>
         <w:pPr>
@@ -1162,7 +1405,7 @@
 </file>
 
 <file path=word/footnotes.xml><?xml version="1.0" encoding="utf-8"?>
-<w:footnotes xmlns:wpc="http://schemas.microsoft.com/office/word/2010/wordprocessingCanvas" xmlns:cx="http://schemas.microsoft.com/office/drawing/2014/chartex" xmlns:cx1="http://schemas.microsoft.com/office/drawing/2015/9/8/chartex" xmlns:cx2="http://schemas.microsoft.com/office/drawing/2015/10/21/chartex" xmlns:cx3="http://schemas.microsoft.com/office/drawing/2016/5/9/chartex" xmlns:cx4="http://schemas.microsoft.com/office/drawing/2016/5/10/chartex" xmlns:cx5="http://schemas.microsoft.com/office/drawing/2016/5/11/chartex" xmlns:cx6="http://schemas.microsoft.com/office/drawing/2016/5/12/chartex" xmlns:cx7="http://schemas.microsoft.com/office/drawing/2016/5/13/chartex" xmlns:cx8="http://schemas.microsoft.com/office/drawing/2016/5/14/chartex" xmlns:mc="http://schemas.openxmlformats.org/markup-compatibility/2006" xmlns:aink="http://schemas.microsoft.com/office/drawing/2016/ink" xmlns:am3d="http://schemas.microsoft.com/office/drawing/2017/model3d" xmlns:o="urn:schemas-microsoft-com:office:office" xmlns:r="http://schemas.openxmlformats.org/officeDocument/2006/relationships" xmlns:m="http://schemas.openxmlformats.org/officeDocument/2006/math" xmlns:v="urn:schemas-microsoft-com:vml" xmlns:wp14="http://schemas.microsoft.com/office/word/2010/wordprocessingDrawing" xmlns:wp="http://schemas.openxmlformats.org/drawingml/2006/wordprocessingDrawing" xmlns:w10="urn:schemas-microsoft-com:office:word" xmlns:w="http://schemas.openxmlformats.org/wordprocessingml/2006/main" xmlns:w14="http://schemas.microsoft.com/office/word/2010/wordml" xmlns:w15="http://schemas.microsoft.com/office/word/2012/wordml" xmlns:w16cex="http://schemas.microsoft.com/office/word/2018/wordml/cex" xmlns:w16cid="http://schemas.microsoft.com/office/word/2016/wordml/cid" xmlns:w16="http://schemas.microsoft.com/office/word/2018/wordml" xmlns:w16sdtdh="http://schemas.microsoft.com/office/word/2020/wordml/sdtdatahash" xmlns:w16se="http://schemas.microsoft.com/office/word/2015/wordml/symex" xmlns:wpg="http://schemas.microsoft.com/office/word/2010/wordprocessingGroup" xmlns:wpi="http://schemas.microsoft.com/office/word/2010/wordprocessingInk" xmlns:wne="http://schemas.microsoft.com/office/word/2006/wordml" xmlns:wps="http://schemas.microsoft.com/office/word/2010/wordprocessingShape" mc:Ignorable="w14 w15 w16se w16cid w16 w16cex w16sdtdh wp14">
+<w:footnotes xmlns:wpc="http://schemas.microsoft.com/office/word/2010/wordprocessingCanvas" xmlns:cx="http://schemas.microsoft.com/office/drawing/2014/chartex" xmlns:cx1="http://schemas.microsoft.com/office/drawing/2015/9/8/chartex" xmlns:cx2="http://schemas.microsoft.com/office/drawing/2015/10/21/chartex" xmlns:cx3="http://schemas.microsoft.com/office/drawing/2016/5/9/chartex" xmlns:cx4="http://schemas.microsoft.com/office/drawing/2016/5/10/chartex" xmlns:cx5="http://schemas.microsoft.com/office/drawing/2016/5/11/chartex" xmlns:cx6="http://schemas.microsoft.com/office/drawing/2016/5/12/chartex" xmlns:cx7="http://schemas.microsoft.com/office/drawing/2016/5/13/chartex" xmlns:cx8="http://schemas.microsoft.com/office/drawing/2016/5/14/chartex" xmlns:mc="http://schemas.openxmlformats.org/markup-compatibility/2006" xmlns:aink="http://schemas.microsoft.com/office/drawing/2016/ink" xmlns:am3d="http://schemas.microsoft.com/office/drawing/2017/model3d" xmlns:o="urn:schemas-microsoft-com:office:office" xmlns:oel="http://schemas.microsoft.com/office/2019/extlst" xmlns:r="http://schemas.openxmlformats.org/officeDocument/2006/relationships" xmlns:m="http://schemas.openxmlformats.org/officeDocument/2006/math" xmlns:v="urn:schemas-microsoft-com:vml" xmlns:wp14="http://schemas.microsoft.com/office/word/2010/wordprocessingDrawing" xmlns:wp="http://schemas.openxmlformats.org/drawingml/2006/wordprocessingDrawing" xmlns:w10="urn:schemas-microsoft-com:office:word" xmlns:w="http://schemas.openxmlformats.org/wordprocessingml/2006/main" xmlns:w14="http://schemas.microsoft.com/office/word/2010/wordml" xmlns:w15="http://schemas.microsoft.com/office/word/2012/wordml" xmlns:w16cex="http://schemas.microsoft.com/office/word/2018/wordml/cex" xmlns:w16cid="http://schemas.microsoft.com/office/word/2016/wordml/cid" xmlns:w16="http://schemas.microsoft.com/office/word/2018/wordml" xmlns:w16du="http://schemas.microsoft.com/office/word/2023/wordml/word16du" xmlns:w16sdtdh="http://schemas.microsoft.com/office/word/2020/wordml/sdtdatahash" xmlns:w16sdtfl="http://schemas.microsoft.com/office/word/2024/wordml/sdtformatlock" xmlns:w16se="http://schemas.microsoft.com/office/word/2015/wordml/symex" xmlns:wpg="http://schemas.microsoft.com/office/word/2010/wordprocessingGroup" xmlns:wpi="http://schemas.microsoft.com/office/word/2010/wordprocessingInk" xmlns:wne="http://schemas.microsoft.com/office/word/2006/wordml" xmlns:wps="http://schemas.microsoft.com/office/word/2010/wordprocessingShape" mc:Ignorable="w14 w15 w16se w16cid w16 w16cex w16sdtdh w16sdtfl w16du wp14">
   <w:footnote w:type="separator" w:id="-1">
     <w:p>
       <w:pPr>
@@ -1187,7 +1430,7 @@
 </file>
 
 <file path=word/numbering.xml><?xml version="1.0" encoding="utf-8"?>
-<w:numbering xmlns:wpc="http://schemas.microsoft.com/office/word/2010/wordprocessingCanvas" xmlns:cx="http://schemas.microsoft.com/office/drawing/2014/chartex" xmlns:cx1="http://schemas.microsoft.com/office/drawing/2015/9/8/chartex" xmlns:cx2="http://schemas.microsoft.com/office/drawing/2015/10/21/chartex" xmlns:cx3="http://schemas.microsoft.com/office/drawing/2016/5/9/chartex" xmlns:cx4="http://schemas.microsoft.com/office/drawing/2016/5/10/chartex" xmlns:cx5="http://schemas.microsoft.com/office/drawing/2016/5/11/chartex" xmlns:cx6="http://schemas.microsoft.com/office/drawing/2016/5/12/chartex" xmlns:cx7="http://schemas.microsoft.com/office/drawing/2016/5/13/chartex" xmlns:cx8="http://schemas.microsoft.com/office/drawing/2016/5/14/chartex" xmlns:mc="http://schemas.openxmlformats.org/markup-compatibility/2006" xmlns:aink="http://schemas.microsoft.com/office/drawing/2016/ink" xmlns:am3d="http://schemas.microsoft.com/office/drawing/2017/model3d" xmlns:o="urn:schemas-microsoft-com:office:office" xmlns:r="http://schemas.openxmlformats.org/officeDocument/2006/relationships" xmlns:m="http://schemas.openxmlformats.org/officeDocument/2006/math" xmlns:v="urn:schemas-microsoft-com:vml" xmlns:wp14="http://schemas.microsoft.com/office/word/2010/wordprocessingDrawing" xmlns:wp="http://schemas.openxmlformats.org/drawingml/2006/wordprocessingDrawing" xmlns:w10="urn:schemas-microsoft-com:office:word" xmlns:w="http://schemas.openxmlformats.org/wordprocessingml/2006/main" xmlns:w14="http://schemas.microsoft.com/office/word/2010/wordml" xmlns:w15="http://schemas.microsoft.com/office/word/2012/wordml" xmlns:w16cex="http://schemas.microsoft.com/office/word/2018/wordml/cex" xmlns:w16cid="http://schemas.microsoft.com/office/word/2016/wordml/cid" xmlns:w16="http://schemas.microsoft.com/office/word/2018/wordml" xmlns:w16sdtdh="http://schemas.microsoft.com/office/word/2020/wordml/sdtdatahash" xmlns:w16se="http://schemas.microsoft.com/office/word/2015/wordml/symex" xmlns:wpg="http://schemas.microsoft.com/office/word/2010/wordprocessingGroup" xmlns:wpi="http://schemas.microsoft.com/office/word/2010/wordprocessingInk" xmlns:wne="http://schemas.microsoft.com/office/word/2006/wordml" xmlns:wps="http://schemas.microsoft.com/office/word/2010/wordprocessingShape" mc:Ignorable="w14 w15 w16se w16cid w16 w16cex w16sdtdh wp14">
+<w:numbering xmlns:wpc="http://schemas.microsoft.com/office/word/2010/wordprocessingCanvas" xmlns:cx="http://schemas.microsoft.com/office/drawing/2014/chartex" xmlns:cx1="http://schemas.microsoft.com/office/drawing/2015/9/8/chartex" xmlns:cx2="http://schemas.microsoft.com/office/drawing/2015/10/21/chartex" xmlns:cx3="http://schemas.microsoft.com/office/drawing/2016/5/9/chartex" xmlns:cx4="http://schemas.microsoft.com/office/drawing/2016/5/10/chartex" xmlns:cx5="http://schemas.microsoft.com/office/drawing/2016/5/11/chartex" xmlns:cx6="http://schemas.microsoft.com/office/drawing/2016/5/12/chartex" xmlns:cx7="http://schemas.microsoft.com/office/drawing/2016/5/13/chartex" xmlns:cx8="http://schemas.microsoft.com/office/drawing/2016/5/14/chartex" xmlns:mc="http://schemas.openxmlformats.org/markup-compatibility/2006" xmlns:aink="http://schemas.microsoft.com/office/drawing/2016/ink" xmlns:am3d="http://schemas.microsoft.com/office/drawing/2017/model3d" xmlns:o="urn:schemas-microsoft-com:office:office" xmlns:oel="http://schemas.microsoft.com/office/2019/extlst" xmlns:r="http://schemas.openxmlformats.org/officeDocument/2006/relationships" xmlns:m="http://schemas.openxmlformats.org/officeDocument/2006/math" xmlns:v="urn:schemas-microsoft-com:vml" xmlns:wp14="http://schemas.microsoft.com/office/word/2010/wordprocessingDrawing" xmlns:wp="http://schemas.openxmlformats.org/drawingml/2006/wordprocessingDrawing" xmlns:w10="urn:schemas-microsoft-com:office:word" xmlns:w="http://schemas.openxmlformats.org/wordprocessingml/2006/main" xmlns:w14="http://schemas.microsoft.com/office/word/2010/wordml" xmlns:w15="http://schemas.microsoft.com/office/word/2012/wordml" xmlns:w16cex="http://schemas.microsoft.com/office/word/2018/wordml/cex" xmlns:w16cid="http://schemas.microsoft.com/office/word/2016/wordml/cid" xmlns:w16="http://schemas.microsoft.com/office/word/2018/wordml" xmlns:w16du="http://schemas.microsoft.com/office/word/2023/wordml/word16du" xmlns:w16sdtdh="http://schemas.microsoft.com/office/word/2020/wordml/sdtdatahash" xmlns:w16sdtfl="http://schemas.microsoft.com/office/word/2024/wordml/sdtformatlock" xmlns:w16se="http://schemas.microsoft.com/office/word/2015/wordml/symex" xmlns:wpg="http://schemas.microsoft.com/office/word/2010/wordprocessingGroup" xmlns:wpi="http://schemas.microsoft.com/office/word/2010/wordprocessingInk" xmlns:wne="http://schemas.microsoft.com/office/word/2006/wordml" xmlns:wps="http://schemas.microsoft.com/office/word/2010/wordprocessingShape" mc:Ignorable="w14 w15 w16se w16cid w16 w16cex w16sdtdh w16sdtfl w16du wp14">
   <w:abstractNum w:abstractNumId="0" w15:restartNumberingAfterBreak="0">
     <w:nsid w:val="16CF4A52"/>
     <w:multiLevelType w:val="hybridMultilevel"/>
@@ -1444,13 +1687,13 @@
       </w:pPr>
     </w:lvl>
   </w:abstractNum>
-  <w:num w:numId="1">
+  <w:num w:numId="1" w16cid:durableId="129445889">
     <w:abstractNumId w:val="2"/>
   </w:num>
-  <w:num w:numId="2">
+  <w:num w:numId="2" w16cid:durableId="637227240">
     <w:abstractNumId w:val="1"/>
   </w:num>
-  <w:num w:numId="3">
+  <w:num w:numId="3" w16cid:durableId="1914927037">
     <w:abstractNumId w:val="0"/>
     <w:lvlOverride w:ilvl="0">
       <w:startOverride w:val="1"/>
@@ -1460,7 +1703,7 @@
 </file>
 
 <file path=word/styles.xml><?xml version="1.0" encoding="utf-8"?>
-<w:styles xmlns:mc="http://schemas.openxmlformats.org/markup-compatibility/2006" xmlns:r="http://schemas.openxmlformats.org/officeDocument/2006/relationships" xmlns:w="http://schemas.openxmlformats.org/wordprocessingml/2006/main" xmlns:w14="http://schemas.microsoft.com/office/word/2010/wordml" xmlns:w15="http://schemas.microsoft.com/office/word/2012/wordml" xmlns:w16cex="http://schemas.microsoft.com/office/word/2018/wordml/cex" xmlns:w16cid="http://schemas.microsoft.com/office/word/2016/wordml/cid" xmlns:w16="http://schemas.microsoft.com/office/word/2018/wordml" xmlns:w16sdtdh="http://schemas.microsoft.com/office/word/2020/wordml/sdtdatahash" xmlns:w16se="http://schemas.microsoft.com/office/word/2015/wordml/symex" mc:Ignorable="w14 w15 w16se w16cid w16 w16cex w16sdtdh">
+<w:styles xmlns:mc="http://schemas.openxmlformats.org/markup-compatibility/2006" xmlns:r="http://schemas.openxmlformats.org/officeDocument/2006/relationships" xmlns:w="http://schemas.openxmlformats.org/wordprocessingml/2006/main" xmlns:w14="http://schemas.microsoft.com/office/word/2010/wordml" xmlns:w15="http://schemas.microsoft.com/office/word/2012/wordml" xmlns:w16cex="http://schemas.microsoft.com/office/word/2018/wordml/cex" xmlns:w16cid="http://schemas.microsoft.com/office/word/2016/wordml/cid" xmlns:w16="http://schemas.microsoft.com/office/word/2018/wordml" xmlns:w16du="http://schemas.microsoft.com/office/word/2023/wordml/word16du" xmlns:w16sdtdh="http://schemas.microsoft.com/office/word/2020/wordml/sdtdatahash" xmlns:w16sdtfl="http://schemas.microsoft.com/office/word/2024/wordml/sdtformatlock" xmlns:w16se="http://schemas.microsoft.com/office/word/2015/wordml/symex" mc:Ignorable="w14 w15 w16se w16cid w16 w16cex w16sdtdh w16sdtfl w16du">
   <w:docDefaults>
     <w:rPrDefault>
       <w:rPr>
@@ -2496,7 +2739,7 @@
       <w:szCs w:val="16"/>
     </w:rPr>
   </w:style>
-  <w:style w:type="character" w:styleId="Textoennegrita">
+  <w:style w:type="character" w:styleId="Fuerte">
     <w:name w:val="Strong"/>
     <w:uiPriority w:val="22"/>
     <w:qFormat/>

--- a/docs/Manual de comandos.docx
+++ b/docs/Manual de comandos.docx
@@ -1,6 +1,6 @@
 
 <file path=word/document.xml><?xml version="1.0" encoding="utf-8"?>
-<w:document xmlns:wpc="http://schemas.microsoft.com/office/word/2010/wordprocessingCanvas" xmlns:cx="http://schemas.microsoft.com/office/drawing/2014/chartex" xmlns:cx1="http://schemas.microsoft.com/office/drawing/2015/9/8/chartex" xmlns:cx2="http://schemas.microsoft.com/office/drawing/2015/10/21/chartex" xmlns:cx3="http://schemas.microsoft.com/office/drawing/2016/5/9/chartex" xmlns:cx4="http://schemas.microsoft.com/office/drawing/2016/5/10/chartex" xmlns:cx5="http://schemas.microsoft.com/office/drawing/2016/5/11/chartex" xmlns:cx6="http://schemas.microsoft.com/office/drawing/2016/5/12/chartex" xmlns:cx7="http://schemas.microsoft.com/office/drawing/2016/5/13/chartex" xmlns:cx8="http://schemas.microsoft.com/office/drawing/2016/5/14/chartex" xmlns:mc="http://schemas.openxmlformats.org/markup-compatibility/2006" xmlns:aink="http://schemas.microsoft.com/office/drawing/2016/ink" xmlns:am3d="http://schemas.microsoft.com/office/drawing/2017/model3d" xmlns:o="urn:schemas-microsoft-com:office:office" xmlns:oel="http://schemas.microsoft.com/office/2019/extlst" xmlns:r="http://schemas.openxmlformats.org/officeDocument/2006/relationships" xmlns:m="http://schemas.openxmlformats.org/officeDocument/2006/math" xmlns:v="urn:schemas-microsoft-com:vml" xmlns:wp14="http://schemas.microsoft.com/office/word/2010/wordprocessingDrawing" xmlns:wp="http://schemas.openxmlformats.org/drawingml/2006/wordprocessingDrawing" xmlns:w10="urn:schemas-microsoft-com:office:word" xmlns:w="http://schemas.openxmlformats.org/wordprocessingml/2006/main" xmlns:w14="http://schemas.microsoft.com/office/word/2010/wordml" xmlns:w15="http://schemas.microsoft.com/office/word/2012/wordml" xmlns:w16cex="http://schemas.microsoft.com/office/word/2018/wordml/cex" xmlns:w16cid="http://schemas.microsoft.com/office/word/2016/wordml/cid" xmlns:w16="http://schemas.microsoft.com/office/word/2018/wordml" xmlns:w16du="http://schemas.microsoft.com/office/word/2023/wordml/word16du" xmlns:w16sdtdh="http://schemas.microsoft.com/office/word/2020/wordml/sdtdatahash" xmlns:w16sdtfl="http://schemas.microsoft.com/office/word/2024/wordml/sdtformatlock" xmlns:w16se="http://schemas.microsoft.com/office/word/2015/wordml/symex" xmlns:wpg="http://schemas.microsoft.com/office/word/2010/wordprocessingGroup" xmlns:wpi="http://schemas.microsoft.com/office/word/2010/wordprocessingInk" xmlns:wne="http://schemas.microsoft.com/office/word/2006/wordml" xmlns:wps="http://schemas.microsoft.com/office/word/2010/wordprocessingShape" mc:Ignorable="w14 w15 w16se w16cid w16 w16cex w16sdtdh w16sdtfl w16du wp14">
+<w:document xmlns:wpc="http://schemas.microsoft.com/office/word/2010/wordprocessingCanvas" xmlns:cx="http://schemas.microsoft.com/office/drawing/2014/chartex" xmlns:cx1="http://schemas.microsoft.com/office/drawing/2015/9/8/chartex" xmlns:cx2="http://schemas.microsoft.com/office/drawing/2015/10/21/chartex" xmlns:cx3="http://schemas.microsoft.com/office/drawing/2016/5/9/chartex" xmlns:cx4="http://schemas.microsoft.com/office/drawing/2016/5/10/chartex" xmlns:cx5="http://schemas.microsoft.com/office/drawing/2016/5/11/chartex" xmlns:cx6="http://schemas.microsoft.com/office/drawing/2016/5/12/chartex" xmlns:cx7="http://schemas.microsoft.com/office/drawing/2016/5/13/chartex" xmlns:cx8="http://schemas.microsoft.com/office/drawing/2016/5/14/chartex" xmlns:mc="http://schemas.openxmlformats.org/markup-compatibility/2006" xmlns:aink="http://schemas.microsoft.com/office/drawing/2016/ink" xmlns:am3d="http://schemas.microsoft.com/office/drawing/2017/model3d" xmlns:o="urn:schemas-microsoft-com:office:office" xmlns:r="http://schemas.openxmlformats.org/officeDocument/2006/relationships" xmlns:m="http://schemas.openxmlformats.org/officeDocument/2006/math" xmlns:v="urn:schemas-microsoft-com:vml" xmlns:wp14="http://schemas.microsoft.com/office/word/2010/wordprocessingDrawing" xmlns:wp="http://schemas.openxmlformats.org/drawingml/2006/wordprocessingDrawing" xmlns:w10="urn:schemas-microsoft-com:office:word" xmlns:w="http://schemas.openxmlformats.org/wordprocessingml/2006/main" xmlns:w14="http://schemas.microsoft.com/office/word/2010/wordml" xmlns:w15="http://schemas.microsoft.com/office/word/2012/wordml" xmlns:w16cex="http://schemas.microsoft.com/office/word/2018/wordml/cex" xmlns:w16cid="http://schemas.microsoft.com/office/word/2016/wordml/cid" xmlns:w16="http://schemas.microsoft.com/office/word/2018/wordml" xmlns:w16sdtdh="http://schemas.microsoft.com/office/word/2020/wordml/sdtdatahash" xmlns:w16se="http://schemas.microsoft.com/office/word/2015/wordml/symex" xmlns:wpg="http://schemas.microsoft.com/office/word/2010/wordprocessingGroup" xmlns:wpi="http://schemas.microsoft.com/office/word/2010/wordprocessingInk" xmlns:wne="http://schemas.microsoft.com/office/word/2006/wordml" xmlns:wps="http://schemas.microsoft.com/office/word/2010/wordprocessingShape" mc:Ignorable="w14 w15 w16se w16cid w16 w16cex w16sdtdh wp14">
   <w:body>
     <w:p>
       <w:pPr>
@@ -833,38 +833,17 @@
       <w:r>
         <w:br/>
       </w:r>
-      <w:proofErr w:type="spellStart"/>
       <w:r>
         <w:rPr>
           <w:rStyle w:val="CdigoCar"/>
         </w:rPr>
-        <w:t>python</w:t>
-      </w:r>
-      <w:proofErr w:type="spellEnd"/>
-      <w:r>
-        <w:rPr>
-          <w:rStyle w:val="CdigoCar"/>
-        </w:rPr>
-        <w:t xml:space="preserve"> manage.py ejemplo</w:t>
-      </w:r>
-    </w:p>
-    <w:p>
-      <w:r>
-        <w:t>Están ubicados dentro de la carpeta entrenamiento/</w:t>
-      </w:r>
-      <w:proofErr w:type="spellStart"/>
-      <w:r>
-        <w:t>management</w:t>
-      </w:r>
-      <w:proofErr w:type="spellEnd"/>
-      <w:r>
-        <w:t>/</w:t>
-      </w:r>
-      <w:proofErr w:type="spellStart"/>
-      <w:r>
-        <w:t>comands</w:t>
-      </w:r>
-      <w:proofErr w:type="spellEnd"/>
+        <w:t>python manage.py ejemplo</w:t>
+      </w:r>
+    </w:p>
+    <w:p>
+      <w:r>
+        <w:t>Están ubicados dentro de la carpeta entrenamiento/management/comands</w:t>
+      </w:r>
     </w:p>
     <w:p>
       <w:pPr>
@@ -878,15 +857,7 @@
     </w:p>
     <w:p>
       <w:r>
-        <w:t xml:space="preserve">Para inicializar </w:t>
-      </w:r>
-      <w:proofErr w:type="spellStart"/>
-      <w:r>
-        <w:t>spaCy</w:t>
-      </w:r>
-      <w:proofErr w:type="spellEnd"/>
-      <w:r>
-        <w:t xml:space="preserve"> en el proyecto hay que seguir estos pasos:</w:t>
+        <w:t>Para inicializar spaCy en el proyecto hay que seguir estos pasos:</w:t>
       </w:r>
     </w:p>
     <w:p>
@@ -912,233 +883,98 @@
           <w:shd w:val="clear" w:color="auto" w:fill="D9E2F3" w:themeFill="accent1" w:themeFillTint="33"/>
         </w:rPr>
       </w:pPr>
-      <w:proofErr w:type="spellStart"/>
       <w:r>
         <w:rPr>
           <w:rStyle w:val="CdigoCar"/>
         </w:rPr>
-        <w:t>python</w:t>
-      </w:r>
-      <w:proofErr w:type="spellEnd"/>
-      <w:r>
-        <w:rPr>
-          <w:rStyle w:val="CdigoCar"/>
-        </w:rPr>
-        <w:t xml:space="preserve"> manage.py </w:t>
-      </w:r>
-      <w:proofErr w:type="spellStart"/>
+        <w:t xml:space="preserve">python manage.py </w:t>
+      </w:r>
       <w:r>
         <w:rPr>
           <w:rStyle w:val="CdigoCar"/>
         </w:rPr>
         <w:t>generar_nlp</w:t>
       </w:r>
+    </w:p>
+    <w:p>
+      <w:pPr>
+        <w:pStyle w:val="Ttulo2"/>
+      </w:pPr>
+      <w:bookmarkStart w:id="3" w:name="_Toc240546665"/>
+      <w:r>
+        <w:t>Crear el config:</w:t>
+      </w:r>
+      <w:bookmarkEnd w:id="3"/>
+      <w:r>
+        <w:t xml:space="preserve"> </w:t>
+      </w:r>
+    </w:p>
+    <w:p>
+      <w:pPr>
+        <w:pStyle w:val="Cdigo"/>
+      </w:pPr>
+      <w:r>
+        <w:t>python -m spacy init config config.cfg --lang es --pipeline ner,textcat_multilabel --optimize accuracy</w:t>
+      </w:r>
+    </w:p>
+    <w:p>
+      <w:pPr>
+        <w:pStyle w:val="Ttulo2"/>
+      </w:pPr>
+      <w:bookmarkStart w:id="4" w:name="_Toc240546666"/>
+      <w:r>
+        <w:t>Crear la pipeline:</w:t>
+      </w:r>
+      <w:bookmarkEnd w:id="4"/>
+      <w:r>
+        <w:t> </w:t>
+      </w:r>
+    </w:p>
+    <w:p>
+      <w:pPr>
+        <w:pStyle w:val="Cdigo"/>
+      </w:pPr>
+      <w:r>
+        <w:t xml:space="preserve">python -m spacy train </w:t>
+      </w:r>
+      <w:r>
+        <w:t>./</w:t>
+      </w:r>
+      <w:r>
+        <w:t>entrenamiento/spacy/</w:t>
+      </w:r>
+      <w:r>
+        <w:t>config.cfg --output ./modelo --</w:t>
+      </w:r>
+      <w:proofErr w:type="spellStart"/>
+      <w:r>
+        <w:t>paths.train</w:t>
+      </w:r>
       <w:proofErr w:type="spellEnd"/>
-    </w:p>
-    <w:p>
-      <w:pPr>
-        <w:pStyle w:val="Ttulo2"/>
-      </w:pPr>
-      <w:bookmarkStart w:id="3" w:name="_Toc240546665"/>
-      <w:r>
-        <w:t>Crear el config:</w:t>
-      </w:r>
-      <w:bookmarkEnd w:id="3"/>
       <w:r>
         <w:t xml:space="preserve"> </w:t>
       </w:r>
-    </w:p>
-    <w:p>
-      <w:pPr>
-        <w:pStyle w:val="Cdigo"/>
-      </w:pPr>
-      <w:proofErr w:type="spellStart"/>
-      <w:r>
-        <w:t>python</w:t>
-      </w:r>
-      <w:proofErr w:type="spellEnd"/>
-      <w:r>
-        <w:t xml:space="preserve"> -m </w:t>
-      </w:r>
-      <w:proofErr w:type="spellStart"/>
-      <w:r>
-        <w:t>spacy</w:t>
-      </w:r>
-      <w:proofErr w:type="spellEnd"/>
-      <w:r>
-        <w:t xml:space="preserve"> </w:t>
-      </w:r>
-      <w:proofErr w:type="spellStart"/>
-      <w:r>
-        <w:t>init</w:t>
-      </w:r>
-      <w:proofErr w:type="spellEnd"/>
-      <w:r>
-        <w:t xml:space="preserve"> </w:t>
-      </w:r>
-      <w:proofErr w:type="spellStart"/>
-      <w:r>
-        <w:t>config</w:t>
-      </w:r>
-      <w:proofErr w:type="spellEnd"/>
-      <w:r>
-        <w:t xml:space="preserve"> </w:t>
-      </w:r>
-      <w:proofErr w:type="spellStart"/>
-      <w:r>
-        <w:t>config.cfg</w:t>
-      </w:r>
-      <w:proofErr w:type="spellEnd"/>
-      <w:r>
-        <w:t xml:space="preserve"> --</w:t>
-      </w:r>
-      <w:proofErr w:type="spellStart"/>
-      <w:r>
-        <w:t>lang</w:t>
-      </w:r>
-      <w:proofErr w:type="spellEnd"/>
-      <w:r>
-        <w:t xml:space="preserve"> es --pipeline </w:t>
-      </w:r>
-      <w:proofErr w:type="spellStart"/>
-      <w:r>
-        <w:t>ner,textcat_multilabel</w:t>
-      </w:r>
-      <w:proofErr w:type="spellEnd"/>
-      <w:r>
-        <w:t xml:space="preserve"> --</w:t>
-      </w:r>
-      <w:proofErr w:type="spellStart"/>
-      <w:r>
-        <w:t>optimize</w:t>
-      </w:r>
-      <w:proofErr w:type="spellEnd"/>
-      <w:r>
-        <w:t xml:space="preserve"> </w:t>
-      </w:r>
-      <w:proofErr w:type="spellStart"/>
-      <w:r>
-        <w:t>accuracy</w:t>
-      </w:r>
-      <w:proofErr w:type="spellEnd"/>
-    </w:p>
-    <w:p>
-      <w:pPr>
-        <w:pStyle w:val="Ttulo2"/>
-      </w:pPr>
-      <w:bookmarkStart w:id="4" w:name="_Toc240546666"/>
-      <w:r>
-        <w:t>Crear la pipeline:</w:t>
-      </w:r>
-      <w:bookmarkEnd w:id="4"/>
-      <w:r>
-        <w:t> </w:t>
-      </w:r>
-    </w:p>
-    <w:p>
-      <w:pPr>
-        <w:pStyle w:val="Cdigo"/>
-      </w:pPr>
-      <w:proofErr w:type="spellStart"/>
-      <w:r>
-        <w:t>python</w:t>
-      </w:r>
-      <w:proofErr w:type="spellEnd"/>
-      <w:r>
-        <w:t xml:space="preserve"> -m </w:t>
-      </w:r>
-      <w:proofErr w:type="spellStart"/>
-      <w:r>
-        <w:t>spacy</w:t>
-      </w:r>
-      <w:proofErr w:type="spellEnd"/>
-      <w:r>
-        <w:t xml:space="preserve"> </w:t>
-      </w:r>
-      <w:proofErr w:type="spellStart"/>
-      <w:r>
-        <w:t>train</w:t>
-      </w:r>
-      <w:proofErr w:type="spellEnd"/>
-      <w:r>
-        <w:t xml:space="preserve"> </w:t>
-      </w:r>
-      <w:r>
-        <w:t>./</w:t>
-      </w:r>
-      <w:r>
-        <w:t>entrenamiento/</w:t>
-      </w:r>
-      <w:proofErr w:type="spellStart"/>
-      <w:r>
-        <w:t>spacy</w:t>
-      </w:r>
-      <w:proofErr w:type="spellEnd"/>
+      <w:r>
+        <w:t>./entrenamiento/spacy</w:t>
+      </w:r>
+      <w:r>
+        <w:t>/train.spacy --</w:t>
+      </w:r>
+      <w:r>
+        <w:t>paths.dev</w:t>
+      </w:r>
+      <w:r>
+        <w:t xml:space="preserve"> .</w:t>
+      </w:r>
       <w:r>
         <w:t>/</w:t>
       </w:r>
-      <w:proofErr w:type="spellStart"/>
-      <w:r>
-        <w:t>config.cfg</w:t>
-      </w:r>
-      <w:proofErr w:type="spellEnd"/>
-      <w:r>
-        <w:t xml:space="preserve"> --output ./modelo --</w:t>
-      </w:r>
-      <w:proofErr w:type="spellStart"/>
-      <w:r>
-        <w:t>paths.train</w:t>
-      </w:r>
-      <w:proofErr w:type="spellEnd"/>
-      <w:r>
-        <w:t xml:space="preserve"> </w:t>
-      </w:r>
-      <w:r>
-        <w:t>./entrenamiento/</w:t>
-      </w:r>
-      <w:proofErr w:type="spellStart"/>
-      <w:r>
-        <w:t>spacy</w:t>
-      </w:r>
-      <w:proofErr w:type="spellEnd"/>
-      <w:r>
-        <w:t>/</w:t>
-      </w:r>
-      <w:proofErr w:type="spellStart"/>
-      <w:r>
-        <w:t>train.spacy</w:t>
-      </w:r>
-      <w:proofErr w:type="spellEnd"/>
-      <w:r>
-        <w:t xml:space="preserve"> --</w:t>
-      </w:r>
-      <w:proofErr w:type="spellStart"/>
-      <w:r>
-        <w:t>paths.dev</w:t>
-      </w:r>
-      <w:proofErr w:type="spellEnd"/>
-      <w:r>
-        <w:t xml:space="preserve"> .</w:t>
-      </w:r>
-      <w:r>
-        <w:t>/</w:t>
-      </w:r>
-      <w:r>
-        <w:t>entrenamiento/</w:t>
-      </w:r>
-      <w:proofErr w:type="spellStart"/>
-      <w:r>
-        <w:t>spacy</w:t>
-      </w:r>
-      <w:proofErr w:type="spellEnd"/>
-      <w:r>
-        <w:t>/</w:t>
-      </w:r>
-      <w:proofErr w:type="spellStart"/>
-      <w:r>
-        <w:t>dev.spacy</w:t>
-      </w:r>
-      <w:proofErr w:type="spellEnd"/>
+      <w:r>
+        <w:t>entrenamiento/spacy</w:t>
+      </w:r>
+      <w:r>
+        <w:t>/dev.spacy</w:t>
+      </w:r>
     </w:p>
     <w:p>
       <w:pPr>
@@ -1177,20 +1013,15 @@
       <w:pPr>
         <w:pStyle w:val="Cdigo"/>
       </w:pPr>
+      <w:r>
+        <w:t xml:space="preserve">ollama </w:t>
+      </w:r>
       <w:proofErr w:type="spellStart"/>
       <w:r>
-        <w:t>ollama</w:t>
+        <w:t>pull</w:t>
       </w:r>
       <w:proofErr w:type="spellEnd"/>
       <w:r>
-        <w:t xml:space="preserve"> </w:t>
-      </w:r>
-      <w:proofErr w:type="spellStart"/>
-      <w:r>
-        <w:t>pull</w:t>
-      </w:r>
-      <w:proofErr w:type="spellEnd"/>
-      <w:r>
         <w:t xml:space="preserve"> llama3.2</w:t>
       </w:r>
     </w:p>
@@ -1208,19 +1039,9 @@
       <w:pPr>
         <w:pStyle w:val="Cdigo"/>
       </w:pPr>
-      <w:proofErr w:type="spellStart"/>
-      <w:r>
-        <w:t>python</w:t>
-      </w:r>
-      <w:proofErr w:type="spellEnd"/>
-      <w:r>
-        <w:t xml:space="preserve"> manage.py </w:t>
-      </w:r>
-      <w:proofErr w:type="spellStart"/>
-      <w:r>
-        <w:t>generar_modelfiles</w:t>
-      </w:r>
-      <w:proofErr w:type="spellEnd"/>
+      <w:r>
+        <w:t>python manage.py generar_modelfiles</w:t>
+      </w:r>
     </w:p>
     <w:p>
       <w:pPr>
@@ -1239,21 +1060,8 @@
       <w:pPr>
         <w:pStyle w:val="Cdigo"/>
       </w:pPr>
-      <w:proofErr w:type="spellStart"/>
-      <w:r>
-        <w:t>python</w:t>
-      </w:r>
-      <w:proofErr w:type="spellEnd"/>
-      <w:r>
-        <w:t xml:space="preserve"> manage.py </w:t>
-      </w:r>
-      <w:proofErr w:type="spellStart"/>
-      <w:r>
-        <w:t>generar_modelfiles</w:t>
-      </w:r>
-      <w:proofErr w:type="spellEnd"/>
-      <w:r>
-        <w:t xml:space="preserve"> --crear</w:t>
+      <w:r>
+        <w:t>python manage.py generar_modelfiles --crear</w:t>
       </w:r>
     </w:p>
     <w:p>
@@ -1294,23 +1102,7 @@
     </w:p>
     <w:p>
       <w:r>
-        <w:t>Los comandos de importación se encuentran en la carpeta entrenamiento/</w:t>
-      </w:r>
-      <w:proofErr w:type="spellStart"/>
-      <w:r>
-        <w:t>management</w:t>
-      </w:r>
-      <w:proofErr w:type="spellEnd"/>
-      <w:r>
-        <w:t>/</w:t>
-      </w:r>
-      <w:proofErr w:type="spellStart"/>
-      <w:r>
-        <w:t>comands</w:t>
-      </w:r>
-      <w:proofErr w:type="spellEnd"/>
-      <w:r>
-        <w:t xml:space="preserve"> y son específicamente los que empiezan por cargar_</w:t>
+        <w:t>Los comandos de importación se encuentran en la carpeta entrenamiento/management/comands y son específicamente los que empiezan por cargar_</w:t>
       </w:r>
     </w:p>
     <w:p>
@@ -1343,7 +1135,7 @@
 </file>
 
 <file path=word/endnotes.xml><?xml version="1.0" encoding="utf-8"?>
-<w:endnotes xmlns:wpc="http://schemas.microsoft.com/office/word/2010/wordprocessingCanvas" xmlns:cx="http://schemas.microsoft.com/office/drawing/2014/chartex" xmlns:cx1="http://schemas.microsoft.com/office/drawing/2015/9/8/chartex" xmlns:cx2="http://schemas.microsoft.com/office/drawing/2015/10/21/chartex" xmlns:cx3="http://schemas.microsoft.com/office/drawing/2016/5/9/chartex" xmlns:cx4="http://schemas.microsoft.com/office/drawing/2016/5/10/chartex" xmlns:cx5="http://schemas.microsoft.com/office/drawing/2016/5/11/chartex" xmlns:cx6="http://schemas.microsoft.com/office/drawing/2016/5/12/chartex" xmlns:cx7="http://schemas.microsoft.com/office/drawing/2016/5/13/chartex" xmlns:cx8="http://schemas.microsoft.com/office/drawing/2016/5/14/chartex" xmlns:mc="http://schemas.openxmlformats.org/markup-compatibility/2006" xmlns:aink="http://schemas.microsoft.com/office/drawing/2016/ink" xmlns:am3d="http://schemas.microsoft.com/office/drawing/2017/model3d" xmlns:o="urn:schemas-microsoft-com:office:office" xmlns:oel="http://schemas.microsoft.com/office/2019/extlst" xmlns:r="http://schemas.openxmlformats.org/officeDocument/2006/relationships" xmlns:m="http://schemas.openxmlformats.org/officeDocument/2006/math" xmlns:v="urn:schemas-microsoft-com:vml" xmlns:wp14="http://schemas.microsoft.com/office/word/2010/wordprocessingDrawing" xmlns:wp="http://schemas.openxmlformats.org/drawingml/2006/wordprocessingDrawing" xmlns:w10="urn:schemas-microsoft-com:office:word" xmlns:w="http://schemas.openxmlformats.org/wordprocessingml/2006/main" xmlns:w14="http://schemas.microsoft.com/office/word/2010/wordml" xmlns:w15="http://schemas.microsoft.com/office/word/2012/wordml" xmlns:w16cex="http://schemas.microsoft.com/office/word/2018/wordml/cex" xmlns:w16cid="http://schemas.microsoft.com/office/word/2016/wordml/cid" xmlns:w16="http://schemas.microsoft.com/office/word/2018/wordml" xmlns:w16du="http://schemas.microsoft.com/office/word/2023/wordml/word16du" xmlns:w16sdtdh="http://schemas.microsoft.com/office/word/2020/wordml/sdtdatahash" xmlns:w16sdtfl="http://schemas.microsoft.com/office/word/2024/wordml/sdtformatlock" xmlns:w16se="http://schemas.microsoft.com/office/word/2015/wordml/symex" xmlns:wpg="http://schemas.microsoft.com/office/word/2010/wordprocessingGroup" xmlns:wpi="http://schemas.microsoft.com/office/word/2010/wordprocessingInk" xmlns:wne="http://schemas.microsoft.com/office/word/2006/wordml" xmlns:wps="http://schemas.microsoft.com/office/word/2010/wordprocessingShape" mc:Ignorable="w14 w15 w16se w16cid w16 w16cex w16sdtdh w16sdtfl w16du wp14">
+<w:endnotes xmlns:wpc="http://schemas.microsoft.com/office/word/2010/wordprocessingCanvas" xmlns:cx="http://schemas.microsoft.com/office/drawing/2014/chartex" xmlns:cx1="http://schemas.microsoft.com/office/drawing/2015/9/8/chartex" xmlns:cx2="http://schemas.microsoft.com/office/drawing/2015/10/21/chartex" xmlns:cx3="http://schemas.microsoft.com/office/drawing/2016/5/9/chartex" xmlns:cx4="http://schemas.microsoft.com/office/drawing/2016/5/10/chartex" xmlns:cx5="http://schemas.microsoft.com/office/drawing/2016/5/11/chartex" xmlns:cx6="http://schemas.microsoft.com/office/drawing/2016/5/12/chartex" xmlns:cx7="http://schemas.microsoft.com/office/drawing/2016/5/13/chartex" xmlns:cx8="http://schemas.microsoft.com/office/drawing/2016/5/14/chartex" xmlns:mc="http://schemas.openxmlformats.org/markup-compatibility/2006" xmlns:aink="http://schemas.microsoft.com/office/drawing/2016/ink" xmlns:am3d="http://schemas.microsoft.com/office/drawing/2017/model3d" xmlns:o="urn:schemas-microsoft-com:office:office" xmlns:r="http://schemas.openxmlformats.org/officeDocument/2006/relationships" xmlns:m="http://schemas.openxmlformats.org/officeDocument/2006/math" xmlns:v="urn:schemas-microsoft-com:vml" xmlns:wp14="http://schemas.microsoft.com/office/word/2010/wordprocessingDrawing" xmlns:wp="http://schemas.openxmlformats.org/drawingml/2006/wordprocessingDrawing" xmlns:w10="urn:schemas-microsoft-com:office:word" xmlns:w="http://schemas.openxmlformats.org/wordprocessingml/2006/main" xmlns:w14="http://schemas.microsoft.com/office/word/2010/wordml" xmlns:w15="http://schemas.microsoft.com/office/word/2012/wordml" xmlns:w16cex="http://schemas.microsoft.com/office/word/2018/wordml/cex" xmlns:w16cid="http://schemas.microsoft.com/office/word/2016/wordml/cid" xmlns:w16="http://schemas.microsoft.com/office/word/2018/wordml" xmlns:w16sdtdh="http://schemas.microsoft.com/office/word/2020/wordml/sdtdatahash" xmlns:w16se="http://schemas.microsoft.com/office/word/2015/wordml/symex" xmlns:wpg="http://schemas.microsoft.com/office/word/2010/wordprocessingGroup" xmlns:wpi="http://schemas.microsoft.com/office/word/2010/wordprocessingInk" xmlns:wne="http://schemas.microsoft.com/office/word/2006/wordml" xmlns:wps="http://schemas.microsoft.com/office/word/2010/wordprocessingShape" mc:Ignorable="w14 w15 w16se w16cid w16 w16cex w16sdtdh wp14">
   <w:endnote w:type="separator" w:id="-1">
     <w:p>
       <w:pPr>
@@ -1368,7 +1160,7 @@
 </file>
 
 <file path=word/footer1.xml><?xml version="1.0" encoding="utf-8"?>
-<w:ftr xmlns:wpc="http://schemas.microsoft.com/office/word/2010/wordprocessingCanvas" xmlns:cx="http://schemas.microsoft.com/office/drawing/2014/chartex" xmlns:cx1="http://schemas.microsoft.com/office/drawing/2015/9/8/chartex" xmlns:cx2="http://schemas.microsoft.com/office/drawing/2015/10/21/chartex" xmlns:cx3="http://schemas.microsoft.com/office/drawing/2016/5/9/chartex" xmlns:cx4="http://schemas.microsoft.com/office/drawing/2016/5/10/chartex" xmlns:cx5="http://schemas.microsoft.com/office/drawing/2016/5/11/chartex" xmlns:cx6="http://schemas.microsoft.com/office/drawing/2016/5/12/chartex" xmlns:cx7="http://schemas.microsoft.com/office/drawing/2016/5/13/chartex" xmlns:cx8="http://schemas.microsoft.com/office/drawing/2016/5/14/chartex" xmlns:mc="http://schemas.openxmlformats.org/markup-compatibility/2006" xmlns:aink="http://schemas.microsoft.com/office/drawing/2016/ink" xmlns:am3d="http://schemas.microsoft.com/office/drawing/2017/model3d" xmlns:o="urn:schemas-microsoft-com:office:office" xmlns:oel="http://schemas.microsoft.com/office/2019/extlst" xmlns:r="http://schemas.openxmlformats.org/officeDocument/2006/relationships" xmlns:m="http://schemas.openxmlformats.org/officeDocument/2006/math" xmlns:v="urn:schemas-microsoft-com:vml" xmlns:wp14="http://schemas.microsoft.com/office/word/2010/wordprocessingDrawing" xmlns:wp="http://schemas.openxmlformats.org/drawingml/2006/wordprocessingDrawing" xmlns:w10="urn:schemas-microsoft-com:office:word" xmlns:w="http://schemas.openxmlformats.org/wordprocessingml/2006/main" xmlns:w14="http://schemas.microsoft.com/office/word/2010/wordml" xmlns:w15="http://schemas.microsoft.com/office/word/2012/wordml" xmlns:w16cex="http://schemas.microsoft.com/office/word/2018/wordml/cex" xmlns:w16cid="http://schemas.microsoft.com/office/word/2016/wordml/cid" xmlns:w16="http://schemas.microsoft.com/office/word/2018/wordml" xmlns:w16du="http://schemas.microsoft.com/office/word/2023/wordml/word16du" xmlns:w16sdtdh="http://schemas.microsoft.com/office/word/2020/wordml/sdtdatahash" xmlns:w16sdtfl="http://schemas.microsoft.com/office/word/2024/wordml/sdtformatlock" xmlns:w16se="http://schemas.microsoft.com/office/word/2015/wordml/symex" xmlns:wpg="http://schemas.microsoft.com/office/word/2010/wordprocessingGroup" xmlns:wpi="http://schemas.microsoft.com/office/word/2010/wordprocessingInk" xmlns:wne="http://schemas.microsoft.com/office/word/2006/wordml" xmlns:wps="http://schemas.microsoft.com/office/word/2010/wordprocessingShape" mc:Ignorable="w14 w15 w16se w16cid w16 w16cex w16sdtdh w16sdtfl w16du wp14">
+<w:ftr xmlns:wpc="http://schemas.microsoft.com/office/word/2010/wordprocessingCanvas" xmlns:cx="http://schemas.microsoft.com/office/drawing/2014/chartex" xmlns:cx1="http://schemas.microsoft.com/office/drawing/2015/9/8/chartex" xmlns:cx2="http://schemas.microsoft.com/office/drawing/2015/10/21/chartex" xmlns:cx3="http://schemas.microsoft.com/office/drawing/2016/5/9/chartex" xmlns:cx4="http://schemas.microsoft.com/office/drawing/2016/5/10/chartex" xmlns:cx5="http://schemas.microsoft.com/office/drawing/2016/5/11/chartex" xmlns:cx6="http://schemas.microsoft.com/office/drawing/2016/5/12/chartex" xmlns:cx7="http://schemas.microsoft.com/office/drawing/2016/5/13/chartex" xmlns:cx8="http://schemas.microsoft.com/office/drawing/2016/5/14/chartex" xmlns:mc="http://schemas.openxmlformats.org/markup-compatibility/2006" xmlns:aink="http://schemas.microsoft.com/office/drawing/2016/ink" xmlns:am3d="http://schemas.microsoft.com/office/drawing/2017/model3d" xmlns:o="urn:schemas-microsoft-com:office:office" xmlns:r="http://schemas.openxmlformats.org/officeDocument/2006/relationships" xmlns:m="http://schemas.openxmlformats.org/officeDocument/2006/math" xmlns:v="urn:schemas-microsoft-com:vml" xmlns:wp14="http://schemas.microsoft.com/office/word/2010/wordprocessingDrawing" xmlns:wp="http://schemas.openxmlformats.org/drawingml/2006/wordprocessingDrawing" xmlns:w10="urn:schemas-microsoft-com:office:word" xmlns:w="http://schemas.openxmlformats.org/wordprocessingml/2006/main" xmlns:w14="http://schemas.microsoft.com/office/word/2010/wordml" xmlns:w15="http://schemas.microsoft.com/office/word/2012/wordml" xmlns:w16cex="http://schemas.microsoft.com/office/word/2018/wordml/cex" xmlns:w16cid="http://schemas.microsoft.com/office/word/2016/wordml/cid" xmlns:w16="http://schemas.microsoft.com/office/word/2018/wordml" xmlns:w16sdtdh="http://schemas.microsoft.com/office/word/2020/wordml/sdtdatahash" xmlns:w16se="http://schemas.microsoft.com/office/word/2015/wordml/symex" xmlns:wpg="http://schemas.microsoft.com/office/word/2010/wordprocessingGroup" xmlns:wpi="http://schemas.microsoft.com/office/word/2010/wordprocessingInk" xmlns:wne="http://schemas.microsoft.com/office/word/2006/wordml" xmlns:wps="http://schemas.microsoft.com/office/word/2010/wordprocessingShape" mc:Ignorable="w14 w15 w16se w16cid w16 w16cex w16sdtdh wp14">
   <w:sdt>
     <w:sdtPr>
       <w:id w:val="-174350011"/>
@@ -1377,6 +1169,7 @@
         <w:docPartUnique/>
       </w:docPartObj>
     </w:sdtPr>
+    <w:sdtEndPr/>
     <w:sdtContent>
       <w:p>
         <w:pPr>
@@ -1405,7 +1198,7 @@
 </file>
 
 <file path=word/footnotes.xml><?xml version="1.0" encoding="utf-8"?>
-<w:footnotes xmlns:wpc="http://schemas.microsoft.com/office/word/2010/wordprocessingCanvas" xmlns:cx="http://schemas.microsoft.com/office/drawing/2014/chartex" xmlns:cx1="http://schemas.microsoft.com/office/drawing/2015/9/8/chartex" xmlns:cx2="http://schemas.microsoft.com/office/drawing/2015/10/21/chartex" xmlns:cx3="http://schemas.microsoft.com/office/drawing/2016/5/9/chartex" xmlns:cx4="http://schemas.microsoft.com/office/drawing/2016/5/10/chartex" xmlns:cx5="http://schemas.microsoft.com/office/drawing/2016/5/11/chartex" xmlns:cx6="http://schemas.microsoft.com/office/drawing/2016/5/12/chartex" xmlns:cx7="http://schemas.microsoft.com/office/drawing/2016/5/13/chartex" xmlns:cx8="http://schemas.microsoft.com/office/drawing/2016/5/14/chartex" xmlns:mc="http://schemas.openxmlformats.org/markup-compatibility/2006" xmlns:aink="http://schemas.microsoft.com/office/drawing/2016/ink" xmlns:am3d="http://schemas.microsoft.com/office/drawing/2017/model3d" xmlns:o="urn:schemas-microsoft-com:office:office" xmlns:oel="http://schemas.microsoft.com/office/2019/extlst" xmlns:r="http://schemas.openxmlformats.org/officeDocument/2006/relationships" xmlns:m="http://schemas.openxmlformats.org/officeDocument/2006/math" xmlns:v="urn:schemas-microsoft-com:vml" xmlns:wp14="http://schemas.microsoft.com/office/word/2010/wordprocessingDrawing" xmlns:wp="http://schemas.openxmlformats.org/drawingml/2006/wordprocessingDrawing" xmlns:w10="urn:schemas-microsoft-com:office:word" xmlns:w="http://schemas.openxmlformats.org/wordprocessingml/2006/main" xmlns:w14="http://schemas.microsoft.com/office/word/2010/wordml" xmlns:w15="http://schemas.microsoft.com/office/word/2012/wordml" xmlns:w16cex="http://schemas.microsoft.com/office/word/2018/wordml/cex" xmlns:w16cid="http://schemas.microsoft.com/office/word/2016/wordml/cid" xmlns:w16="http://schemas.microsoft.com/office/word/2018/wordml" xmlns:w16du="http://schemas.microsoft.com/office/word/2023/wordml/word16du" xmlns:w16sdtdh="http://schemas.microsoft.com/office/word/2020/wordml/sdtdatahash" xmlns:w16sdtfl="http://schemas.microsoft.com/office/word/2024/wordml/sdtformatlock" xmlns:w16se="http://schemas.microsoft.com/office/word/2015/wordml/symex" xmlns:wpg="http://schemas.microsoft.com/office/word/2010/wordprocessingGroup" xmlns:wpi="http://schemas.microsoft.com/office/word/2010/wordprocessingInk" xmlns:wne="http://schemas.microsoft.com/office/word/2006/wordml" xmlns:wps="http://schemas.microsoft.com/office/word/2010/wordprocessingShape" mc:Ignorable="w14 w15 w16se w16cid w16 w16cex w16sdtdh w16sdtfl w16du wp14">
+<w:footnotes xmlns:wpc="http://schemas.microsoft.com/office/word/2010/wordprocessingCanvas" xmlns:cx="http://schemas.microsoft.com/office/drawing/2014/chartex" xmlns:cx1="http://schemas.microsoft.com/office/drawing/2015/9/8/chartex" xmlns:cx2="http://schemas.microsoft.com/office/drawing/2015/10/21/chartex" xmlns:cx3="http://schemas.microsoft.com/office/drawing/2016/5/9/chartex" xmlns:cx4="http://schemas.microsoft.com/office/drawing/2016/5/10/chartex" xmlns:cx5="http://schemas.microsoft.com/office/drawing/2016/5/11/chartex" xmlns:cx6="http://schemas.microsoft.com/office/drawing/2016/5/12/chartex" xmlns:cx7="http://schemas.microsoft.com/office/drawing/2016/5/13/chartex" xmlns:cx8="http://schemas.microsoft.com/office/drawing/2016/5/14/chartex" xmlns:mc="http://schemas.openxmlformats.org/markup-compatibility/2006" xmlns:aink="http://schemas.microsoft.com/office/drawing/2016/ink" xmlns:am3d="http://schemas.microsoft.com/office/drawing/2017/model3d" xmlns:o="urn:schemas-microsoft-com:office:office" xmlns:r="http://schemas.openxmlformats.org/officeDocument/2006/relationships" xmlns:m="http://schemas.openxmlformats.org/officeDocument/2006/math" xmlns:v="urn:schemas-microsoft-com:vml" xmlns:wp14="http://schemas.microsoft.com/office/word/2010/wordprocessingDrawing" xmlns:wp="http://schemas.openxmlformats.org/drawingml/2006/wordprocessingDrawing" xmlns:w10="urn:schemas-microsoft-com:office:word" xmlns:w="http://schemas.openxmlformats.org/wordprocessingml/2006/main" xmlns:w14="http://schemas.microsoft.com/office/word/2010/wordml" xmlns:w15="http://schemas.microsoft.com/office/word/2012/wordml" xmlns:w16cex="http://schemas.microsoft.com/office/word/2018/wordml/cex" xmlns:w16cid="http://schemas.microsoft.com/office/word/2016/wordml/cid" xmlns:w16="http://schemas.microsoft.com/office/word/2018/wordml" xmlns:w16sdtdh="http://schemas.microsoft.com/office/word/2020/wordml/sdtdatahash" xmlns:w16se="http://schemas.microsoft.com/office/word/2015/wordml/symex" xmlns:wpg="http://schemas.microsoft.com/office/word/2010/wordprocessingGroup" xmlns:wpi="http://schemas.microsoft.com/office/word/2010/wordprocessingInk" xmlns:wne="http://schemas.microsoft.com/office/word/2006/wordml" xmlns:wps="http://schemas.microsoft.com/office/word/2010/wordprocessingShape" mc:Ignorable="w14 w15 w16se w16cid w16 w16cex w16sdtdh wp14">
   <w:footnote w:type="separator" w:id="-1">
     <w:p>
       <w:pPr>
@@ -1430,7 +1223,7 @@
 </file>
 
 <file path=word/numbering.xml><?xml version="1.0" encoding="utf-8"?>
-<w:numbering xmlns:wpc="http://schemas.microsoft.com/office/word/2010/wordprocessingCanvas" xmlns:cx="http://schemas.microsoft.com/office/drawing/2014/chartex" xmlns:cx1="http://schemas.microsoft.com/office/drawing/2015/9/8/chartex" xmlns:cx2="http://schemas.microsoft.com/office/drawing/2015/10/21/chartex" xmlns:cx3="http://schemas.microsoft.com/office/drawing/2016/5/9/chartex" xmlns:cx4="http://schemas.microsoft.com/office/drawing/2016/5/10/chartex" xmlns:cx5="http://schemas.microsoft.com/office/drawing/2016/5/11/chartex" xmlns:cx6="http://schemas.microsoft.com/office/drawing/2016/5/12/chartex" xmlns:cx7="http://schemas.microsoft.com/office/drawing/2016/5/13/chartex" xmlns:cx8="http://schemas.microsoft.com/office/drawing/2016/5/14/chartex" xmlns:mc="http://schemas.openxmlformats.org/markup-compatibility/2006" xmlns:aink="http://schemas.microsoft.com/office/drawing/2016/ink" xmlns:am3d="http://schemas.microsoft.com/office/drawing/2017/model3d" xmlns:o="urn:schemas-microsoft-com:office:office" xmlns:oel="http://schemas.microsoft.com/office/2019/extlst" xmlns:r="http://schemas.openxmlformats.org/officeDocument/2006/relationships" xmlns:m="http://schemas.openxmlformats.org/officeDocument/2006/math" xmlns:v="urn:schemas-microsoft-com:vml" xmlns:wp14="http://schemas.microsoft.com/office/word/2010/wordprocessingDrawing" xmlns:wp="http://schemas.openxmlformats.org/drawingml/2006/wordprocessingDrawing" xmlns:w10="urn:schemas-microsoft-com:office:word" xmlns:w="http://schemas.openxmlformats.org/wordprocessingml/2006/main" xmlns:w14="http://schemas.microsoft.com/office/word/2010/wordml" xmlns:w15="http://schemas.microsoft.com/office/word/2012/wordml" xmlns:w16cex="http://schemas.microsoft.com/office/word/2018/wordml/cex" xmlns:w16cid="http://schemas.microsoft.com/office/word/2016/wordml/cid" xmlns:w16="http://schemas.microsoft.com/office/word/2018/wordml" xmlns:w16du="http://schemas.microsoft.com/office/word/2023/wordml/word16du" xmlns:w16sdtdh="http://schemas.microsoft.com/office/word/2020/wordml/sdtdatahash" xmlns:w16sdtfl="http://schemas.microsoft.com/office/word/2024/wordml/sdtformatlock" xmlns:w16se="http://schemas.microsoft.com/office/word/2015/wordml/symex" xmlns:wpg="http://schemas.microsoft.com/office/word/2010/wordprocessingGroup" xmlns:wpi="http://schemas.microsoft.com/office/word/2010/wordprocessingInk" xmlns:wne="http://schemas.microsoft.com/office/word/2006/wordml" xmlns:wps="http://schemas.microsoft.com/office/word/2010/wordprocessingShape" mc:Ignorable="w14 w15 w16se w16cid w16 w16cex w16sdtdh w16sdtfl w16du wp14">
+<w:numbering xmlns:wpc="http://schemas.microsoft.com/office/word/2010/wordprocessingCanvas" xmlns:cx="http://schemas.microsoft.com/office/drawing/2014/chartex" xmlns:cx1="http://schemas.microsoft.com/office/drawing/2015/9/8/chartex" xmlns:cx2="http://schemas.microsoft.com/office/drawing/2015/10/21/chartex" xmlns:cx3="http://schemas.microsoft.com/office/drawing/2016/5/9/chartex" xmlns:cx4="http://schemas.microsoft.com/office/drawing/2016/5/10/chartex" xmlns:cx5="http://schemas.microsoft.com/office/drawing/2016/5/11/chartex" xmlns:cx6="http://schemas.microsoft.com/office/drawing/2016/5/12/chartex" xmlns:cx7="http://schemas.microsoft.com/office/drawing/2016/5/13/chartex" xmlns:cx8="http://schemas.microsoft.com/office/drawing/2016/5/14/chartex" xmlns:mc="http://schemas.openxmlformats.org/markup-compatibility/2006" xmlns:aink="http://schemas.microsoft.com/office/drawing/2016/ink" xmlns:am3d="http://schemas.microsoft.com/office/drawing/2017/model3d" xmlns:o="urn:schemas-microsoft-com:office:office" xmlns:r="http://schemas.openxmlformats.org/officeDocument/2006/relationships" xmlns:m="http://schemas.openxmlformats.org/officeDocument/2006/math" xmlns:v="urn:schemas-microsoft-com:vml" xmlns:wp14="http://schemas.microsoft.com/office/word/2010/wordprocessingDrawing" xmlns:wp="http://schemas.openxmlformats.org/drawingml/2006/wordprocessingDrawing" xmlns:w10="urn:schemas-microsoft-com:office:word" xmlns:w="http://schemas.openxmlformats.org/wordprocessingml/2006/main" xmlns:w14="http://schemas.microsoft.com/office/word/2010/wordml" xmlns:w15="http://schemas.microsoft.com/office/word/2012/wordml" xmlns:w16cex="http://schemas.microsoft.com/office/word/2018/wordml/cex" xmlns:w16cid="http://schemas.microsoft.com/office/word/2016/wordml/cid" xmlns:w16="http://schemas.microsoft.com/office/word/2018/wordml" xmlns:w16sdtdh="http://schemas.microsoft.com/office/word/2020/wordml/sdtdatahash" xmlns:w16se="http://schemas.microsoft.com/office/word/2015/wordml/symex" xmlns:wpg="http://schemas.microsoft.com/office/word/2010/wordprocessingGroup" xmlns:wpi="http://schemas.microsoft.com/office/word/2010/wordprocessingInk" xmlns:wne="http://schemas.microsoft.com/office/word/2006/wordml" xmlns:wps="http://schemas.microsoft.com/office/word/2010/wordprocessingShape" mc:Ignorable="w14 w15 w16se w16cid w16 w16cex w16sdtdh wp14">
   <w:abstractNum w:abstractNumId="0" w15:restartNumberingAfterBreak="0">
     <w:nsid w:val="16CF4A52"/>
     <w:multiLevelType w:val="hybridMultilevel"/>
@@ -1687,13 +1480,13 @@
       </w:pPr>
     </w:lvl>
   </w:abstractNum>
-  <w:num w:numId="1" w16cid:durableId="129445889">
+  <w:num w:numId="1">
     <w:abstractNumId w:val="2"/>
   </w:num>
-  <w:num w:numId="2" w16cid:durableId="637227240">
+  <w:num w:numId="2">
     <w:abstractNumId w:val="1"/>
   </w:num>
-  <w:num w:numId="3" w16cid:durableId="1914927037">
+  <w:num w:numId="3">
     <w:abstractNumId w:val="0"/>
     <w:lvlOverride w:ilvl="0">
       <w:startOverride w:val="1"/>
@@ -1703,7 +1496,7 @@
 </file>
 
 <file path=word/styles.xml><?xml version="1.0" encoding="utf-8"?>
-<w:styles xmlns:mc="http://schemas.openxmlformats.org/markup-compatibility/2006" xmlns:r="http://schemas.openxmlformats.org/officeDocument/2006/relationships" xmlns:w="http://schemas.openxmlformats.org/wordprocessingml/2006/main" xmlns:w14="http://schemas.microsoft.com/office/word/2010/wordml" xmlns:w15="http://schemas.microsoft.com/office/word/2012/wordml" xmlns:w16cex="http://schemas.microsoft.com/office/word/2018/wordml/cex" xmlns:w16cid="http://schemas.microsoft.com/office/word/2016/wordml/cid" xmlns:w16="http://schemas.microsoft.com/office/word/2018/wordml" xmlns:w16du="http://schemas.microsoft.com/office/word/2023/wordml/word16du" xmlns:w16sdtdh="http://schemas.microsoft.com/office/word/2020/wordml/sdtdatahash" xmlns:w16sdtfl="http://schemas.microsoft.com/office/word/2024/wordml/sdtformatlock" xmlns:w16se="http://schemas.microsoft.com/office/word/2015/wordml/symex" mc:Ignorable="w14 w15 w16se w16cid w16 w16cex w16sdtdh w16sdtfl w16du">
+<w:styles xmlns:mc="http://schemas.openxmlformats.org/markup-compatibility/2006" xmlns:r="http://schemas.openxmlformats.org/officeDocument/2006/relationships" xmlns:w="http://schemas.openxmlformats.org/wordprocessingml/2006/main" xmlns:w14="http://schemas.microsoft.com/office/word/2010/wordml" xmlns:w15="http://schemas.microsoft.com/office/word/2012/wordml" xmlns:w16cex="http://schemas.microsoft.com/office/word/2018/wordml/cex" xmlns:w16cid="http://schemas.microsoft.com/office/word/2016/wordml/cid" xmlns:w16="http://schemas.microsoft.com/office/word/2018/wordml" xmlns:w16sdtdh="http://schemas.microsoft.com/office/word/2020/wordml/sdtdatahash" xmlns:w16se="http://schemas.microsoft.com/office/word/2015/wordml/symex" mc:Ignorable="w14 w15 w16se w16cid w16 w16cex w16sdtdh">
   <w:docDefaults>
     <w:rPrDefault>
       <w:rPr>
@@ -2739,7 +2532,7 @@
       <w:szCs w:val="16"/>
     </w:rPr>
   </w:style>
-  <w:style w:type="character" w:styleId="Fuerte">
+  <w:style w:type="character" w:styleId="Textoennegrita">
     <w:name w:val="Strong"/>
     <w:uiPriority w:val="22"/>
     <w:qFormat/>
